--- a/Crime Hediondo.docx
+++ b/Crime Hediondo.docx
@@ -726,88 +726,271 @@
     <w:p>
       <w:pPr>
         <w:jc w:val="both"/>
-      </w:pPr>
-      <w:r>
+        <w:rPr>
+          <w:color w:val="FF0000"/>
+        </w:rPr>
+      </w:pPr>
+      <w:r>
+        <w:rPr>
+          <w:color w:val="FF0000"/>
+        </w:rPr>
         <w:t>LUTO ESPIRITUAL</w:t>
       </w:r>
     </w:p>
     <w:p>
       <w:pPr>
         <w:jc w:val="both"/>
-      </w:pPr>
-    </w:p>
-    <w:p>
-      <w:pPr>
-        <w:jc w:val="both"/>
-      </w:pPr>
-      <w:r>
-        <w:t>Os presos tinham um dicionário, mas não conheciam a ordem alfabética, então ficavam impressionados com a velocidade que eu encontrava as palavras.</w:t>
-      </w:r>
-    </w:p>
-    <w:p>
-      <w:pPr>
-        <w:jc w:val="both"/>
-      </w:pPr>
-      <w:r>
-        <w:t xml:space="preserve">Segunda feira tinha banho de sol, quarta feira era dia de visita, terça feira era o pior dia da cadeia, era o dia </w:t>
-      </w:r>
-      <w:r>
-        <w:t xml:space="preserve">em </w:t>
-      </w:r>
-      <w:r>
-        <w:t xml:space="preserve">que vinham os irmãos, primeiro os crentes, depois os católicos, a gente tinha que desligar a TV e apagar o cigarro, comentei com os presos que não entendia o porquê de não poder fumar. </w:t>
-      </w:r>
-    </w:p>
-    <w:p>
-      <w:pPr>
-        <w:jc w:val="both"/>
-      </w:pPr>
-      <w:r>
-        <w:t>Um preso pegou a Bíblia e me des</w:t>
-      </w:r>
-      <w:r>
-        <w:t>a</w:t>
-      </w:r>
-      <w:r>
-        <w:t xml:space="preserve">fiou. </w:t>
-      </w:r>
-    </w:p>
-    <w:p>
-      <w:pPr>
-        <w:jc w:val="both"/>
-      </w:pPr>
-      <w:r>
+        <w:rPr>
+          <w:color w:val="FF0000"/>
+        </w:rPr>
+      </w:pPr>
+    </w:p>
+    <w:p>
+      <w:pPr>
+        <w:jc w:val="both"/>
+        <w:rPr>
+          <w:color w:val="FF0000"/>
+        </w:rPr>
+      </w:pPr>
+      <w:r>
+        <w:rPr>
+          <w:color w:val="FF0000"/>
+        </w:rPr>
+        <w:t>Os presos tinham um dicionário, mas não conheciam a ordem alfabética, então ficavam impressionados com a velocidade que eu encontrava as palavras</w:t>
+      </w:r>
+      <w:r>
+        <w:rPr>
+          <w:color w:val="FF0000"/>
+        </w:rPr>
+        <w:t>, eles tinham lá, uma lista de palavras que não tinham encontrado e aproveitaram pra consultar, isso me deu, de certa forma, uma autoridade em assuntos que dependessem de ter escolaridade em geral</w:t>
+      </w:r>
+      <w:r>
+        <w:rPr>
+          <w:color w:val="FF0000"/>
+        </w:rPr>
+        <w:t>.</w:t>
+      </w:r>
+    </w:p>
+    <w:p>
+      <w:pPr>
+        <w:jc w:val="both"/>
+        <w:rPr>
+          <w:color w:val="FF0000"/>
+        </w:rPr>
+      </w:pPr>
+    </w:p>
+    <w:p>
+      <w:pPr>
+        <w:jc w:val="both"/>
+        <w:rPr>
+          <w:color w:val="FF0000"/>
+        </w:rPr>
+      </w:pPr>
+      <w:r>
+        <w:rPr>
+          <w:color w:val="FF0000"/>
+        </w:rPr>
+        <w:t>Segunda</w:t>
+      </w:r>
+      <w:r>
+        <w:rPr>
+          <w:color w:val="FF0000"/>
+        </w:rPr>
+        <w:t>-</w:t>
+      </w:r>
+      <w:r>
+        <w:rPr>
+          <w:color w:val="FF0000"/>
+        </w:rPr>
+        <w:t>feira tinha banho de sol, quarta</w:t>
+      </w:r>
+      <w:r>
+        <w:rPr>
+          <w:color w:val="FF0000"/>
+        </w:rPr>
+        <w:t>-</w:t>
+      </w:r>
+      <w:r>
+        <w:rPr>
+          <w:color w:val="FF0000"/>
+        </w:rPr>
+        <w:t>feira era dia de visita, terça</w:t>
+      </w:r>
+      <w:r>
+        <w:rPr>
+          <w:color w:val="FF0000"/>
+        </w:rPr>
+        <w:t>-</w:t>
+      </w:r>
+      <w:r>
+        <w:rPr>
+          <w:color w:val="FF0000"/>
+        </w:rPr>
+        <w:t>feira era o pior dia da cadeia, era o dia em que vinham os irmãos</w:t>
+      </w:r>
+      <w:r>
+        <w:rPr>
+          <w:color w:val="FF0000"/>
+        </w:rPr>
+        <w:t xml:space="preserve"> pra “trazer a palavra”</w:t>
+      </w:r>
+      <w:r>
+        <w:rPr>
+          <w:color w:val="FF0000"/>
+        </w:rPr>
+        <w:t xml:space="preserve">, primeiro os crentes, depois os católicos, a gente tinha que desligar a TV e apagar o cigarro, comentei com os presos que não </w:t>
+      </w:r>
+      <w:r>
+        <w:rPr>
+          <w:color w:val="FF0000"/>
+        </w:rPr>
+        <w:t xml:space="preserve">concordava com isso </w:t>
+      </w:r>
+      <w:r>
+        <w:rPr>
+          <w:color w:val="FF0000"/>
+        </w:rPr>
+        <w:t>de não poder fumar</w:t>
+      </w:r>
+      <w:r>
+        <w:rPr>
+          <w:color w:val="FF0000"/>
+        </w:rPr>
+        <w:t>, falei que fumar não era pecado, nem falta de respeito</w:t>
+      </w:r>
+      <w:r>
+        <w:rPr>
+          <w:color w:val="FF0000"/>
+        </w:rPr>
+        <w:t xml:space="preserve">. </w:t>
+      </w:r>
+    </w:p>
+    <w:p>
+      <w:pPr>
+        <w:jc w:val="both"/>
+        <w:rPr>
+          <w:color w:val="FF0000"/>
+        </w:rPr>
+      </w:pPr>
+    </w:p>
+    <w:p>
+      <w:pPr>
+        <w:jc w:val="both"/>
+        <w:rPr>
+          <w:color w:val="FF0000"/>
+        </w:rPr>
+      </w:pPr>
+      <w:r>
+        <w:rPr>
+          <w:color w:val="FF0000"/>
+        </w:rPr>
+        <w:t xml:space="preserve">Um preso pegou a Bíblia e me desafiou. </w:t>
+      </w:r>
+    </w:p>
+    <w:p>
+      <w:pPr>
+        <w:jc w:val="both"/>
+        <w:rPr>
+          <w:color w:val="FF0000"/>
+        </w:rPr>
+      </w:pPr>
+      <w:r>
+        <w:rPr>
+          <w:color w:val="FF0000"/>
+        </w:rPr>
         <w:t>-Mostra pra mim onde está isso.</w:t>
       </w:r>
     </w:p>
     <w:p>
       <w:pPr>
         <w:jc w:val="both"/>
-      </w:pPr>
-      <w:r>
+        <w:rPr>
+          <w:color w:val="FF0000"/>
+        </w:rPr>
+      </w:pPr>
+      <w:r>
+        <w:rPr>
+          <w:color w:val="FF0000"/>
+        </w:rPr>
         <w:t>Entendi, estávamos na idade das trevas, a Bíblia era o critério último da razão, o que não estivesse de acordo iria arder na fogueira.</w:t>
       </w:r>
     </w:p>
     <w:p>
       <w:pPr>
         <w:jc w:val="both"/>
-      </w:pPr>
-      <w:r>
-        <w:t xml:space="preserve">Quando apareceram os irmãos eu fui pra “capa” </w:t>
-      </w:r>
-      <w:proofErr w:type="gramStart"/>
-      <w:r>
-        <w:t>( os</w:t>
-      </w:r>
-      <w:proofErr w:type="gramEnd"/>
-      <w:r>
-        <w:t xml:space="preserve"> preso chamam a grade de capa ) e acendi um cigarro durante a fala do irmão, já tinha sido avisado </w:t>
-      </w:r>
-      <w:r>
+        <w:rPr>
+          <w:color w:val="FF0000"/>
+        </w:rPr>
+      </w:pPr>
+    </w:p>
+    <w:p>
+      <w:pPr>
+        <w:jc w:val="both"/>
+        <w:rPr>
+          <w:color w:val="FF0000"/>
+        </w:rPr>
+      </w:pPr>
+      <w:r>
+        <w:rPr>
+          <w:color w:val="FF0000"/>
+        </w:rPr>
+        <w:t>Quando apareceram os irmãos</w:t>
+      </w:r>
+      <w:r>
+        <w:rPr>
+          <w:color w:val="FF0000"/>
+        </w:rPr>
+        <w:t>,</w:t>
+      </w:r>
+      <w:r>
+        <w:rPr>
+          <w:color w:val="FF0000"/>
+        </w:rPr>
+        <w:t xml:space="preserve"> fui pra “capa” ( os preso chamam a grade de capa ) e acendi um cigarro durante a fala do irmão, já tinha sido avisado </w:t>
+      </w:r>
+      <w:r>
+        <w:rPr>
+          <w:color w:val="FF0000"/>
+        </w:rPr>
         <w:t xml:space="preserve">de </w:t>
       </w:r>
       <w:r>
-        <w:t>que isso não podia, todo mundo reparou, mas ninguém falou nada. Sempre no final da fala ele lia uma passagem da Bíblia e interpretava, nessa hora eu perguntei se ele já trazia programado de casa qual seria a passagem, ou se aceitava uma sugestão, ele disse que aceitava e eu sugeri essa:</w:t>
+        <w:rPr>
+          <w:color w:val="FF0000"/>
+        </w:rPr>
+        <w:t>que isso não podia, todo mundo reparou, mas ninguém falou nada</w:t>
+      </w:r>
+      <w:r>
+        <w:rPr>
+          <w:color w:val="FF0000"/>
+        </w:rPr>
+        <w:t xml:space="preserve">, ninguém fala nada durante a fala dos irmãos, fica todo mundo em silêncio, é quase como se fosse </w:t>
+      </w:r>
+      <w:r>
+        <w:rPr>
+          <w:color w:val="FF0000"/>
+        </w:rPr>
+        <w:t>mesmo a palavra de Deus</w:t>
+      </w:r>
+      <w:r>
+        <w:rPr>
+          <w:color w:val="FF0000"/>
+        </w:rPr>
+        <w:t>.</w:t>
+      </w:r>
+    </w:p>
+    <w:p>
+      <w:pPr>
+        <w:jc w:val="both"/>
+        <w:rPr>
+          <w:color w:val="FF0000"/>
+        </w:rPr>
+      </w:pPr>
+      <w:r>
+        <w:rPr>
+          <w:color w:val="FF0000"/>
+        </w:rPr>
+        <w:t>Sempre no final da fala ele lia uma passagem da Bíblia e interpretava, nessa hora eu perguntei se ele já trazia programado de casa qual seria a passagem, ou se aceitava uma sugestão, ele disse que aceitava e eu sugeri essa:</w:t>
       </w:r>
     </w:p>
     <w:p>
@@ -816,12 +999,14 @@
         <w:jc w:val="both"/>
         <w:rPr>
           <w:b/>
+          <w:color w:val="FF0000"/>
           <w:sz w:val="30"/>
         </w:rPr>
       </w:pPr>
       <w:r>
         <w:rPr>
           <w:b/>
+          <w:color w:val="FF0000"/>
           <w:sz w:val="30"/>
         </w:rPr>
         <w:t>Mateus 15 10 18</w:t>
@@ -832,18 +1017,21 @@
         <w:ind w:left="708"/>
         <w:jc w:val="both"/>
         <w:rPr>
-          <w:color w:val="000000"/>
+          <w:color w:val="FF0000"/>
           <w:sz w:val="27"/>
           <w:szCs w:val="27"/>
           <w:shd w:val="clear" w:color="auto" w:fill="FFFFFF"/>
         </w:rPr>
       </w:pPr>
       <w:r>
+        <w:rPr>
+          <w:color w:val="FF0000"/>
+        </w:rPr>
         <w:t>... “</w:t>
       </w:r>
       <w:r>
         <w:rPr>
-          <w:color w:val="000000"/>
+          <w:color w:val="FF0000"/>
           <w:sz w:val="27"/>
           <w:szCs w:val="27"/>
           <w:shd w:val="clear" w:color="auto" w:fill="FFFFFF"/>
@@ -852,7 +1040,7 @@
       </w:r>
       <w:r>
         <w:rPr>
-          <w:color w:val="000000"/>
+          <w:color w:val="FF0000"/>
           <w:sz w:val="27"/>
           <w:szCs w:val="27"/>
         </w:rPr>
@@ -860,7 +1048,7 @@
       </w:r>
       <w:r>
         <w:rPr>
-          <w:color w:val="000000"/>
+          <w:color w:val="FF0000"/>
           <w:sz w:val="27"/>
           <w:szCs w:val="27"/>
           <w:shd w:val="clear" w:color="auto" w:fill="FFFFFF"/>
@@ -873,7 +1061,7 @@
         <w:ind w:left="708"/>
         <w:jc w:val="both"/>
         <w:rPr>
-          <w:color w:val="000000"/>
+          <w:color w:val="FF0000"/>
           <w:sz w:val="27"/>
           <w:szCs w:val="27"/>
           <w:shd w:val="clear" w:color="auto" w:fill="FFFFFF"/>
@@ -881,16 +1069,17 @@
       </w:pPr>
       <w:r>
         <w:rPr>
-          <w:color w:val="000000"/>
+          <w:color w:val="FF0000"/>
           <w:sz w:val="27"/>
           <w:szCs w:val="27"/>
           <w:shd w:val="clear" w:color="auto" w:fill="FFFFFF"/>
         </w:rPr>
+        <w:lastRenderedPageBreak/>
         <w:t>Então, acercando-se dele os seus discípulos, disseram-lhe: Sabes que os fariseus, ouvindo essas palavras, se escandalizaram?</w:t>
       </w:r>
       <w:r>
         <w:rPr>
-          <w:color w:val="000000"/>
+          <w:color w:val="FF0000"/>
           <w:sz w:val="27"/>
           <w:szCs w:val="27"/>
         </w:rPr>
@@ -898,7 +1087,7 @@
       </w:r>
       <w:r>
         <w:rPr>
-          <w:color w:val="000000"/>
+          <w:color w:val="FF0000"/>
           <w:sz w:val="27"/>
           <w:szCs w:val="27"/>
           <w:shd w:val="clear" w:color="auto" w:fill="FFFFFF"/>
@@ -911,7 +1100,7 @@
         <w:ind w:left="708"/>
         <w:jc w:val="both"/>
         <w:rPr>
-          <w:color w:val="000000"/>
+          <w:color w:val="FF0000"/>
           <w:sz w:val="27"/>
           <w:szCs w:val="27"/>
           <w:shd w:val="clear" w:color="auto" w:fill="FFFFFF"/>
@@ -919,7 +1108,7 @@
       </w:pPr>
       <w:r>
         <w:rPr>
-          <w:color w:val="000000"/>
+          <w:color w:val="FF0000"/>
           <w:sz w:val="27"/>
           <w:szCs w:val="27"/>
           <w:shd w:val="clear" w:color="auto" w:fill="FFFFFF"/>
@@ -932,7 +1121,7 @@
         <w:ind w:left="708"/>
         <w:jc w:val="both"/>
         <w:rPr>
-          <w:color w:val="000000"/>
+          <w:color w:val="FF0000"/>
           <w:sz w:val="27"/>
           <w:szCs w:val="27"/>
           <w:shd w:val="clear" w:color="auto" w:fill="FFFFFF"/>
@@ -940,17 +1129,16 @@
       </w:pPr>
       <w:r>
         <w:rPr>
-          <w:color w:val="000000"/>
+          <w:color w:val="FF0000"/>
           <w:sz w:val="27"/>
           <w:szCs w:val="27"/>
           <w:shd w:val="clear" w:color="auto" w:fill="FFFFFF"/>
         </w:rPr>
-        <w:lastRenderedPageBreak/>
         <w:t>E Pedro, tomando a palavra, disse-lhe: Explica-nos essa parábola.</w:t>
       </w:r>
       <w:r>
         <w:rPr>
-          <w:color w:val="000000"/>
+          <w:color w:val="FF0000"/>
           <w:sz w:val="27"/>
           <w:szCs w:val="27"/>
         </w:rPr>
@@ -958,7 +1146,7 @@
       </w:r>
       <w:r>
         <w:rPr>
-          <w:color w:val="000000"/>
+          <w:color w:val="FF0000"/>
           <w:sz w:val="27"/>
           <w:szCs w:val="27"/>
           <w:shd w:val="clear" w:color="auto" w:fill="FFFFFF"/>
@@ -971,7 +1159,7 @@
         <w:ind w:left="708"/>
         <w:jc w:val="both"/>
         <w:rPr>
-          <w:color w:val="000000"/>
+          <w:color w:val="FF0000"/>
           <w:sz w:val="27"/>
           <w:szCs w:val="27"/>
           <w:shd w:val="clear" w:color="auto" w:fill="FFFFFF"/>
@@ -979,7 +1167,7 @@
       </w:pPr>
       <w:r>
         <w:rPr>
-          <w:color w:val="000000"/>
+          <w:color w:val="FF0000"/>
           <w:sz w:val="27"/>
           <w:szCs w:val="27"/>
           <w:shd w:val="clear" w:color="auto" w:fill="FFFFFF"/>
@@ -992,7 +1180,7 @@
         <w:ind w:left="708"/>
         <w:jc w:val="both"/>
         <w:rPr>
-          <w:color w:val="000000"/>
+          <w:color w:val="FF0000"/>
           <w:sz w:val="27"/>
           <w:szCs w:val="27"/>
           <w:shd w:val="clear" w:color="auto" w:fill="FFFFFF"/>
@@ -1000,7 +1188,7 @@
       </w:pPr>
       <w:r>
         <w:rPr>
-          <w:color w:val="000000"/>
+          <w:color w:val="FF0000"/>
           <w:sz w:val="27"/>
           <w:szCs w:val="27"/>
           <w:shd w:val="clear" w:color="auto" w:fill="FFFFFF"/>
@@ -1011,26 +1199,79 @@
     <w:p>
       <w:pPr>
         <w:jc w:val="both"/>
-      </w:pPr>
-      <w:r>
+        <w:rPr>
+          <w:color w:val="FF0000"/>
+        </w:rPr>
+      </w:pPr>
+      <w:r>
+        <w:rPr>
+          <w:color w:val="FF0000"/>
+        </w:rPr>
         <w:t>No final ele interpretou, na minha opinião pessimamente, fixou-se em dizer o que eram os fariseus. Quando ele acabou eu pedi a palavra e perguntei se quando Jesus disse que o mal não entra pela boca, que o que entra pela boca não contamina o homem, não esta</w:t>
       </w:r>
       <w:r>
+        <w:rPr>
+          <w:color w:val="FF0000"/>
+        </w:rPr>
         <w:t>ri</w:t>
       </w:r>
       <w:r>
+        <w:rPr>
+          <w:color w:val="FF0000"/>
+        </w:rPr>
         <w:t>a ao mesmo tempo, dizendo que não é pecado fumar, beber, comer sem lavar as mãos</w:t>
       </w:r>
       <w:r>
+        <w:rPr>
+          <w:color w:val="FF0000"/>
+        </w:rPr>
         <w:t>?</w:t>
       </w:r>
     </w:p>
     <w:p>
       <w:pPr>
         <w:jc w:val="both"/>
-      </w:pPr>
-      <w:r>
-        <w:t>Aí ele disse que Jesus nunca diria uma coisa dessas, era pecado com certeza e eu estava atravessando um período que ele chamava de luto espiritual.</w:t>
+        <w:rPr>
+          <w:color w:val="FF0000"/>
+        </w:rPr>
+      </w:pPr>
+      <w:r>
+        <w:rPr>
+          <w:color w:val="FF0000"/>
+        </w:rPr>
+        <w:t>Aí ele disse que Jesus nunca diria uma coisa dessas, era pecado com certeza</w:t>
+      </w:r>
+      <w:r>
+        <w:rPr>
+          <w:color w:val="FF0000"/>
+        </w:rPr>
+        <w:t xml:space="preserve"> e que</w:t>
+      </w:r>
+      <w:r>
+        <w:rPr>
+          <w:color w:val="FF0000"/>
+        </w:rPr>
+        <w:t xml:space="preserve"> eu estava atravessando um período que ele chamava de luto espiritual</w:t>
+      </w:r>
+      <w:r>
+        <w:rPr>
+          <w:color w:val="FF0000"/>
+        </w:rPr>
+        <w:t xml:space="preserve"> que me impedia de entender </w:t>
+      </w:r>
+      <w:bookmarkStart w:id="0" w:name="_GoBack"/>
+      <w:bookmarkEnd w:id="0"/>
+      <w:r>
+        <w:rPr>
+          <w:color w:val="FF0000"/>
+        </w:rPr>
+        <w:t>isso</w:t>
+      </w:r>
+      <w:r>
+        <w:rPr>
+          <w:color w:val="FF0000"/>
+        </w:rPr>
+        <w:t>.</w:t>
       </w:r>
     </w:p>
     <w:p>
@@ -1086,37 +1327,43 @@
         <w:rPr>
           <w:sz w:val="30"/>
         </w:rPr>
-        <w:t>Acho que foi a única vez na vida que pronunciei a palavra “socorro”. No dia a dia a gente não se vê como covarde, a gente se imagina o herói e quando a vida nos encolhe com a mão pesada da realidade o tempo passa de vagar e a gente espera ele passar com o coração batendo mais alto durante uns dias, até a cabeça encontrar um jeito de recontar da gente pra gente, aquela história de outro jeito, de um jeito que a gente se parece com o herói, o forte, o digno, o nobre e não mais o covarde amedrontado.</w:t>
-      </w:r>
-    </w:p>
-    <w:p>
-      <w:pPr>
-        <w:jc w:val="both"/>
-        <w:rPr>
-          <w:sz w:val="30"/>
-        </w:rPr>
-      </w:pPr>
-    </w:p>
-    <w:p>
-      <w:pPr>
-        <w:jc w:val="both"/>
-        <w:rPr>
-          <w:sz w:val="30"/>
-        </w:rPr>
-      </w:pPr>
-    </w:p>
-    <w:p>
-      <w:pPr>
-        <w:jc w:val="both"/>
-        <w:rPr>
-          <w:sz w:val="30"/>
-        </w:rPr>
-      </w:pPr>
+        <w:t xml:space="preserve">Acho que foi a única vez na vida que pronunciei a palavra “socorro”. No dia a dia a gente não se vê como covarde, a gente se imagina o herói e quando a vida nos encolhe com a mão pesada da realidade o tempo passa de vagar e a gente espera ele passar com o coração batendo mais alto durante uns dias, até a cabeça encontrar um jeito de recontar da gente pra gente, aquela história de outro jeito, de um </w:t>
+      </w:r>
       <w:r>
         <w:rPr>
           <w:sz w:val="30"/>
         </w:rPr>
         <w:lastRenderedPageBreak/>
+        <w:t>jeito que a gente se parece com o herói, o forte, o digno, o nobre e não mais o covarde amedrontado.</w:t>
+      </w:r>
+    </w:p>
+    <w:p>
+      <w:pPr>
+        <w:jc w:val="both"/>
+        <w:rPr>
+          <w:sz w:val="30"/>
+        </w:rPr>
+      </w:pPr>
+    </w:p>
+    <w:p>
+      <w:pPr>
+        <w:jc w:val="both"/>
+        <w:rPr>
+          <w:sz w:val="30"/>
+        </w:rPr>
+      </w:pPr>
+    </w:p>
+    <w:p>
+      <w:pPr>
+        <w:jc w:val="both"/>
+        <w:rPr>
+          <w:sz w:val="30"/>
+        </w:rPr>
+      </w:pPr>
+      <w:r>
+        <w:rPr>
+          <w:sz w:val="30"/>
+        </w:rPr>
         <w:t xml:space="preserve">P.C. era um 121* que não recebia visita, era o mais antigo de todos do nosso convívio e da cadeia, passou a maior parte da vida enjaulado, falava pouco, evitava polêmicas, não fazia questão de nada, era desses caras bons de se conviver, ficava a maior parte do tempo na </w:t>
       </w:r>
       <w:proofErr w:type="spellStart"/>
@@ -1245,14 +1492,8 @@
         <w:rPr>
           <w:sz w:val="30"/>
         </w:rPr>
-        <w:t xml:space="preserve">Estava elaborando um plano de fuga coletivo, a ideia geral era copiar a chave dos cadeados, escolher o momento adequado da fuga, preparar o veículo e planejar a rota, uma possibilidade que me ocorria era a de fugir pra dentro da delegacia, numa hora de pouco contingente, assim a gente poderia render e prender os guardas, ou </w:t>
-      </w:r>
-      <w:r>
-        <w:rPr>
-          <w:sz w:val="30"/>
-        </w:rPr>
         <w:lastRenderedPageBreak/>
-        <w:t xml:space="preserve">coisa assim, para que demorassem até se darem conta da fuga e saírem pra tentar recapturar os presos. </w:t>
+        <w:t xml:space="preserve">Estava elaborando um plano de fuga coletivo, a ideia geral era copiar a chave dos cadeados, escolher o momento adequado da fuga, preparar o veículo e planejar a rota, uma possibilidade que me ocorria era a de fugir pra dentro da delegacia, numa hora de pouco contingente, assim a gente poderia render e prender os guardas, ou coisa assim, para que demorassem até se darem conta da fuga e saírem pra tentar recapturar os presos. </w:t>
       </w:r>
     </w:p>
     <w:p>
@@ -1420,6 +1661,7 @@
           <w:sz w:val="28"/>
           <w:szCs w:val="28"/>
         </w:rPr>
+        <w:lastRenderedPageBreak/>
         <w:drawing>
           <wp:inline distT="0" distB="0" distL="0" distR="0" wp14:anchorId="7621CAB1" wp14:editId="0969D732">
             <wp:extent cx="5400675" cy="1343025"/>
@@ -1489,7 +1731,6 @@
           <w:szCs w:val="21"/>
           <w:shd w:val="clear" w:color="auto" w:fill="FFFFFF"/>
         </w:rPr>
-        <w:lastRenderedPageBreak/>
         <w:t>Amor é u</w:t>
       </w:r>
       <w:r>
@@ -1794,6 +2035,7 @@
           <w:sz w:val="28"/>
           <w:szCs w:val="28"/>
         </w:rPr>
+        <w:lastRenderedPageBreak/>
         <w:t>Quem me prendeu não foi a polícia, foi mais um capricho de alguém que não sabe o que é maconha, o que é arte, o que é liberdade.</w:t>
       </w:r>
     </w:p>
@@ -1826,105 +2068,338 @@
           <w:sz w:val="28"/>
           <w:szCs w:val="28"/>
         </w:rPr>
-        <w:t xml:space="preserve"> Cada gesto aparentemente inócuo é mais, muito mais doloroso que o cassetete, a algema, a grade, a arma do policial que vigia meu banho de sol </w:t>
-      </w:r>
+        <w:t xml:space="preserve"> Cada gesto aparentemente inócuo é mais, muito mais doloroso que o cassetete, a algema, a grade, a arma do policial que vigia meu banho de sol fere-me menos que sua camisa pra dentro da calça. São apenas imbecis obedecendo a imbecis ilustres.</w:t>
+      </w:r>
+    </w:p>
+    <w:p>
+      <w:pPr>
+        <w:jc w:val="both"/>
+        <w:rPr>
+          <w:sz w:val="28"/>
+          <w:szCs w:val="28"/>
+        </w:rPr>
+      </w:pPr>
+      <w:r>
+        <w:rPr>
+          <w:sz w:val="28"/>
+          <w:szCs w:val="28"/>
+        </w:rPr>
+        <w:t>´---------------- x ----------------´</w:t>
+      </w:r>
+    </w:p>
+    <w:p>
+      <w:pPr>
+        <w:jc w:val="both"/>
+        <w:rPr>
+          <w:sz w:val="28"/>
+          <w:szCs w:val="28"/>
+        </w:rPr>
+      </w:pPr>
+      <w:r>
+        <w:rPr>
+          <w:sz w:val="28"/>
+          <w:szCs w:val="28"/>
+        </w:rPr>
+        <w:t>O crime dessa gente é pobreza.</w:t>
+      </w:r>
+    </w:p>
+    <w:p>
+      <w:pPr>
+        <w:jc w:val="both"/>
+        <w:rPr>
+          <w:sz w:val="28"/>
+          <w:szCs w:val="28"/>
+        </w:rPr>
+      </w:pPr>
+      <w:r>
+        <w:rPr>
+          <w:sz w:val="28"/>
+          <w:szCs w:val="28"/>
+        </w:rPr>
+        <w:t>´---------------- x ----------------´</w:t>
+      </w:r>
+    </w:p>
+    <w:p>
+      <w:pPr>
+        <w:jc w:val="both"/>
+        <w:rPr>
+          <w:sz w:val="28"/>
+          <w:szCs w:val="28"/>
+        </w:rPr>
+      </w:pPr>
+      <w:r>
+        <w:rPr>
+          <w:sz w:val="28"/>
+          <w:szCs w:val="28"/>
+        </w:rPr>
+        <w:t>É mais fácil pra mim, me perder em estradas sinalizadas.</w:t>
+      </w:r>
+    </w:p>
+    <w:p>
+      <w:pPr>
+        <w:jc w:val="both"/>
+        <w:rPr>
+          <w:sz w:val="28"/>
+          <w:szCs w:val="28"/>
+        </w:rPr>
+      </w:pPr>
+      <w:r>
+        <w:rPr>
+          <w:sz w:val="28"/>
+          <w:szCs w:val="28"/>
+        </w:rPr>
+        <w:t>´---------------- x ----------------´</w:t>
+      </w:r>
+    </w:p>
+    <w:p>
+      <w:pPr>
+        <w:jc w:val="both"/>
+        <w:rPr>
+          <w:sz w:val="28"/>
+          <w:szCs w:val="28"/>
+        </w:rPr>
+      </w:pPr>
+      <w:proofErr w:type="spellStart"/>
+      <w:r>
+        <w:rPr>
+          <w:sz w:val="28"/>
+          <w:szCs w:val="28"/>
+        </w:rPr>
+        <w:t>Zarifi</w:t>
+      </w:r>
+      <w:proofErr w:type="spellEnd"/>
+      <w:r>
+        <w:rPr>
+          <w:sz w:val="28"/>
+          <w:szCs w:val="28"/>
+        </w:rPr>
+        <w:t xml:space="preserve"> nunca se perdeu, sabia que não sabia onde ia.</w:t>
+      </w:r>
+    </w:p>
+    <w:p>
+      <w:pPr>
+        <w:jc w:val="both"/>
+        <w:rPr>
+          <w:sz w:val="28"/>
+          <w:szCs w:val="28"/>
+        </w:rPr>
+      </w:pPr>
+      <w:r>
+        <w:rPr>
+          <w:sz w:val="28"/>
+          <w:szCs w:val="28"/>
+        </w:rPr>
+        <w:t>´---------------- x ----------------´</w:t>
+      </w:r>
+    </w:p>
+    <w:p>
+      <w:pPr>
+        <w:jc w:val="both"/>
+        <w:rPr>
+          <w:sz w:val="28"/>
+          <w:szCs w:val="28"/>
+        </w:rPr>
+      </w:pPr>
+      <w:r>
+        <w:rPr>
+          <w:sz w:val="28"/>
+          <w:szCs w:val="28"/>
+        </w:rPr>
+        <w:t>Aquele povo que achava que eu era guia não era responsável, estar onde estava e por isso, me culpava.</w:t>
+      </w:r>
+    </w:p>
+    <w:p>
+      <w:pPr>
+        <w:jc w:val="both"/>
+        <w:rPr>
+          <w:sz w:val="28"/>
+          <w:szCs w:val="28"/>
+        </w:rPr>
+      </w:pPr>
+      <w:r>
+        <w:rPr>
+          <w:sz w:val="28"/>
+          <w:szCs w:val="28"/>
+        </w:rPr>
+        <w:t>´---------------- x ----------------´</w:t>
+      </w:r>
+    </w:p>
+    <w:p>
+      <w:pPr>
+        <w:jc w:val="both"/>
+        <w:rPr>
+          <w:sz w:val="28"/>
+          <w:szCs w:val="28"/>
+        </w:rPr>
+      </w:pPr>
+      <w:r>
+        <w:rPr>
+          <w:sz w:val="28"/>
+          <w:szCs w:val="28"/>
+        </w:rPr>
+        <w:t>Não é que vocês não devam abrir seus corações para o homem, devem sim, conservar a responsabilidade, cada passo que derem.</w:t>
+      </w:r>
+    </w:p>
+    <w:p>
+      <w:pPr>
+        <w:jc w:val="both"/>
+        <w:rPr>
+          <w:sz w:val="28"/>
+          <w:szCs w:val="28"/>
+        </w:rPr>
+      </w:pPr>
+      <w:r>
+        <w:rPr>
+          <w:sz w:val="28"/>
+          <w:szCs w:val="28"/>
+        </w:rPr>
+        <w:t>´---------------- x ----------------´</w:t>
+      </w:r>
+    </w:p>
+    <w:p>
+      <w:pPr>
+        <w:jc w:val="both"/>
+        <w:rPr>
+          <w:sz w:val="28"/>
+          <w:szCs w:val="28"/>
+        </w:rPr>
+      </w:pPr>
+      <w:r>
+        <w:rPr>
+          <w:sz w:val="28"/>
+          <w:szCs w:val="28"/>
+        </w:rPr>
+        <w:t>“num mundo onde a morte é o caçador, não há gestos sem importância”</w:t>
+      </w:r>
+    </w:p>
+    <w:p>
+      <w:pPr>
+        <w:jc w:val="both"/>
+        <w:rPr>
+          <w:sz w:val="28"/>
+          <w:szCs w:val="28"/>
+        </w:rPr>
+      </w:pPr>
+      <w:r>
+        <w:rPr>
+          <w:sz w:val="28"/>
+          <w:szCs w:val="28"/>
+        </w:rPr>
+        <w:t>´---------------- x ----------------´</w:t>
+      </w:r>
+    </w:p>
+    <w:p>
+      <w:pPr>
+        <w:jc w:val="both"/>
+        <w:rPr>
+          <w:sz w:val="28"/>
+          <w:szCs w:val="28"/>
+        </w:rPr>
+      </w:pPr>
+      <w:r>
+        <w:rPr>
+          <w:sz w:val="28"/>
+          <w:szCs w:val="28"/>
+        </w:rPr>
+        <w:t>O juiz não pode me condenar, está além do seu poder, pode no máximo, reconhecer ou não, meu direito à liberdade</w:t>
+      </w:r>
+    </w:p>
+    <w:p>
+      <w:pPr>
+        <w:jc w:val="both"/>
+        <w:rPr>
+          <w:sz w:val="28"/>
+          <w:szCs w:val="28"/>
+        </w:rPr>
+      </w:pPr>
+      <w:r>
+        <w:rPr>
+          <w:sz w:val="28"/>
+          <w:szCs w:val="28"/>
+        </w:rPr>
+        <w:t>´---------------- x ----------------´</w:t>
+      </w:r>
+    </w:p>
+    <w:p>
+      <w:pPr>
+        <w:jc w:val="both"/>
+        <w:rPr>
+          <w:sz w:val="28"/>
+          <w:szCs w:val="28"/>
+        </w:rPr>
+      </w:pPr>
+      <w:r>
+        <w:rPr>
+          <w:sz w:val="28"/>
+          <w:szCs w:val="28"/>
+        </w:rPr>
+        <w:t>É uma caixa de papelão</w:t>
+      </w:r>
+    </w:p>
+    <w:p>
+      <w:pPr>
+        <w:jc w:val="both"/>
+        <w:rPr>
+          <w:sz w:val="28"/>
+          <w:szCs w:val="28"/>
+        </w:rPr>
+      </w:pPr>
       <w:r>
         <w:rPr>
           <w:sz w:val="28"/>
           <w:szCs w:val="28"/>
         </w:rPr>
         <w:lastRenderedPageBreak/>
-        <w:t>fere-me menos que sua camisa pra dentro da calça. São apenas imbecis obedecendo a imbecis ilustres.</w:t>
-      </w:r>
-    </w:p>
-    <w:p>
-      <w:pPr>
-        <w:jc w:val="both"/>
-        <w:rPr>
-          <w:sz w:val="28"/>
-          <w:szCs w:val="28"/>
-        </w:rPr>
-      </w:pPr>
-      <w:r>
-        <w:rPr>
-          <w:sz w:val="28"/>
-          <w:szCs w:val="28"/>
-        </w:rPr>
-        <w:t>´---------------- x ----------------´</w:t>
-      </w:r>
-    </w:p>
-    <w:p>
-      <w:pPr>
-        <w:jc w:val="both"/>
-        <w:rPr>
-          <w:sz w:val="28"/>
-          <w:szCs w:val="28"/>
-        </w:rPr>
-      </w:pPr>
-      <w:r>
-        <w:rPr>
-          <w:sz w:val="28"/>
-          <w:szCs w:val="28"/>
-        </w:rPr>
-        <w:t>O crime dessa gente é pobreza.</w:t>
-      </w:r>
-    </w:p>
-    <w:p>
-      <w:pPr>
-        <w:jc w:val="both"/>
-        <w:rPr>
-          <w:sz w:val="28"/>
-          <w:szCs w:val="28"/>
-        </w:rPr>
-      </w:pPr>
-      <w:r>
-        <w:rPr>
-          <w:sz w:val="28"/>
-          <w:szCs w:val="28"/>
-        </w:rPr>
-        <w:t>´---------------- x ----------------´</w:t>
-      </w:r>
-    </w:p>
-    <w:p>
-      <w:pPr>
-        <w:jc w:val="both"/>
-        <w:rPr>
-          <w:sz w:val="28"/>
-          <w:szCs w:val="28"/>
-        </w:rPr>
-      </w:pPr>
-      <w:r>
-        <w:rPr>
-          <w:sz w:val="28"/>
-          <w:szCs w:val="28"/>
-        </w:rPr>
-        <w:t>É mais fácil pra mim, me perder em estradas sinalizadas.</w:t>
-      </w:r>
-    </w:p>
-    <w:p>
-      <w:pPr>
-        <w:jc w:val="both"/>
-        <w:rPr>
-          <w:sz w:val="28"/>
-          <w:szCs w:val="28"/>
-        </w:rPr>
-      </w:pPr>
-      <w:r>
-        <w:rPr>
-          <w:sz w:val="28"/>
-          <w:szCs w:val="28"/>
-        </w:rPr>
-        <w:t>´---------------- x ----------------´</w:t>
-      </w:r>
-    </w:p>
-    <w:p>
-      <w:pPr>
-        <w:jc w:val="both"/>
-        <w:rPr>
-          <w:sz w:val="28"/>
-          <w:szCs w:val="28"/>
-        </w:rPr>
-      </w:pPr>
+        <w:t>´---------------- x ----------------´</w:t>
+      </w:r>
+    </w:p>
+    <w:p>
+      <w:pPr>
+        <w:jc w:val="both"/>
+        <w:rPr>
+          <w:sz w:val="28"/>
+          <w:szCs w:val="28"/>
+        </w:rPr>
+      </w:pPr>
+      <w:r>
+        <w:rPr>
+          <w:sz w:val="28"/>
+          <w:szCs w:val="28"/>
+        </w:rPr>
+        <w:t>Já não cabia no planeta</w:t>
+      </w:r>
+    </w:p>
+    <w:p>
+      <w:pPr>
+        <w:jc w:val="both"/>
+        <w:rPr>
+          <w:sz w:val="28"/>
+          <w:szCs w:val="28"/>
+        </w:rPr>
+      </w:pPr>
+      <w:r>
+        <w:rPr>
+          <w:sz w:val="28"/>
+          <w:szCs w:val="28"/>
+        </w:rPr>
+        <w:t>´---------------- x ----------------´</w:t>
+      </w:r>
+    </w:p>
+    <w:p>
+      <w:pPr>
+        <w:jc w:val="both"/>
+        <w:rPr>
+          <w:sz w:val="28"/>
+          <w:szCs w:val="28"/>
+        </w:rPr>
+      </w:pPr>
+      <w:r>
+        <w:rPr>
+          <w:sz w:val="28"/>
+          <w:szCs w:val="28"/>
+        </w:rPr>
+        <w:t xml:space="preserve">Lá de cima deve dar pra ver. </w:t>
+      </w:r>
       <w:proofErr w:type="spellStart"/>
       <w:r>
         <w:rPr>
@@ -1939,199 +2414,259 @@
           <w:sz w:val="28"/>
           <w:szCs w:val="28"/>
         </w:rPr>
-        <w:t xml:space="preserve"> nunca se perdeu, sabia que não sabia onde ia.</w:t>
-      </w:r>
-    </w:p>
-    <w:p>
-      <w:pPr>
-        <w:jc w:val="both"/>
-        <w:rPr>
-          <w:sz w:val="28"/>
-          <w:szCs w:val="28"/>
-        </w:rPr>
-      </w:pPr>
-      <w:r>
-        <w:rPr>
-          <w:sz w:val="28"/>
-          <w:szCs w:val="28"/>
-        </w:rPr>
-        <w:t>´---------------- x ----------------´</w:t>
-      </w:r>
-    </w:p>
-    <w:p>
-      <w:pPr>
-        <w:jc w:val="both"/>
-        <w:rPr>
-          <w:sz w:val="28"/>
-          <w:szCs w:val="28"/>
-        </w:rPr>
-      </w:pPr>
-      <w:r>
-        <w:rPr>
-          <w:sz w:val="28"/>
-          <w:szCs w:val="28"/>
-        </w:rPr>
-        <w:t>Aquele povo que achava que eu era guia não era responsável, estar onde estava e por isso, me culpava.</w:t>
-      </w:r>
-    </w:p>
-    <w:p>
-      <w:pPr>
-        <w:jc w:val="both"/>
-        <w:rPr>
-          <w:sz w:val="28"/>
-          <w:szCs w:val="28"/>
-        </w:rPr>
-      </w:pPr>
-      <w:r>
-        <w:rPr>
-          <w:sz w:val="28"/>
-          <w:szCs w:val="28"/>
-        </w:rPr>
-        <w:t>´---------------- x ----------------´</w:t>
-      </w:r>
-    </w:p>
-    <w:p>
-      <w:pPr>
-        <w:jc w:val="both"/>
-        <w:rPr>
-          <w:sz w:val="28"/>
-          <w:szCs w:val="28"/>
-        </w:rPr>
-      </w:pPr>
-      <w:r>
-        <w:rPr>
-          <w:sz w:val="28"/>
-          <w:szCs w:val="28"/>
-        </w:rPr>
-        <w:t>Não é que vocês não devam abrir seus corações para o homem, devem sim, conservar a responsabilidade, cada passo que derem.</w:t>
-      </w:r>
-    </w:p>
-    <w:p>
-      <w:pPr>
-        <w:jc w:val="both"/>
-        <w:rPr>
-          <w:sz w:val="28"/>
-          <w:szCs w:val="28"/>
-        </w:rPr>
-      </w:pPr>
-      <w:r>
-        <w:rPr>
-          <w:sz w:val="28"/>
-          <w:szCs w:val="28"/>
-        </w:rPr>
-        <w:t>´---------------- x ----------------´</w:t>
-      </w:r>
-    </w:p>
-    <w:p>
-      <w:pPr>
-        <w:jc w:val="both"/>
-        <w:rPr>
-          <w:sz w:val="28"/>
-          <w:szCs w:val="28"/>
-        </w:rPr>
-      </w:pPr>
-      <w:r>
-        <w:rPr>
-          <w:sz w:val="28"/>
-          <w:szCs w:val="28"/>
-        </w:rPr>
-        <w:t>“num mundo onde a morte é o caçador, não há gestos sem importância”</w:t>
-      </w:r>
-    </w:p>
-    <w:p>
-      <w:pPr>
-        <w:jc w:val="both"/>
-        <w:rPr>
-          <w:sz w:val="28"/>
-          <w:szCs w:val="28"/>
-        </w:rPr>
-      </w:pPr>
-      <w:r>
-        <w:rPr>
-          <w:sz w:val="28"/>
-          <w:szCs w:val="28"/>
-        </w:rPr>
-        <w:t>´---------------- x ----------------´</w:t>
-      </w:r>
-    </w:p>
-    <w:p>
-      <w:pPr>
-        <w:jc w:val="both"/>
-        <w:rPr>
-          <w:sz w:val="28"/>
-          <w:szCs w:val="28"/>
-        </w:rPr>
-      </w:pPr>
-      <w:r>
-        <w:rPr>
-          <w:sz w:val="28"/>
-          <w:szCs w:val="28"/>
-        </w:rPr>
-        <w:t>O juiz não pode me condenar, está além do seu poder, pode no máximo, reconhecer ou não, meu direito à liberdade</w:t>
-      </w:r>
-    </w:p>
-    <w:p>
-      <w:pPr>
-        <w:jc w:val="both"/>
-        <w:rPr>
-          <w:sz w:val="28"/>
-          <w:szCs w:val="28"/>
-        </w:rPr>
-      </w:pPr>
-      <w:r>
-        <w:rPr>
-          <w:sz w:val="28"/>
-          <w:szCs w:val="28"/>
-        </w:rPr>
-        <w:t>´---------------- x ----------------´</w:t>
-      </w:r>
-    </w:p>
-    <w:p>
-      <w:pPr>
-        <w:jc w:val="both"/>
-        <w:rPr>
-          <w:sz w:val="28"/>
-          <w:szCs w:val="28"/>
-        </w:rPr>
-      </w:pPr>
-      <w:r>
-        <w:rPr>
-          <w:sz w:val="28"/>
-          <w:szCs w:val="28"/>
-        </w:rPr>
-        <w:t>É uma caixa de papelão</w:t>
-      </w:r>
-    </w:p>
-    <w:p>
-      <w:pPr>
-        <w:jc w:val="both"/>
-        <w:rPr>
-          <w:sz w:val="28"/>
-          <w:szCs w:val="28"/>
-        </w:rPr>
-      </w:pPr>
-      <w:r>
-        <w:rPr>
-          <w:sz w:val="28"/>
-          <w:szCs w:val="28"/>
-        </w:rPr>
-        <w:t>´---------------- x ----------------´</w:t>
-      </w:r>
-    </w:p>
-    <w:p>
-      <w:pPr>
-        <w:jc w:val="both"/>
-        <w:rPr>
-          <w:sz w:val="28"/>
-          <w:szCs w:val="28"/>
-        </w:rPr>
-      </w:pPr>
-      <w:r>
-        <w:rPr>
-          <w:sz w:val="28"/>
-          <w:szCs w:val="28"/>
-        </w:rPr>
-        <w:t>Já não cabia no planeta</w:t>
+        <w:t xml:space="preserve"> sabia, todas as lições que há pra aprender habitam uma só. “depois daquela ladeira tem outras ladeiras” </w:t>
+      </w:r>
+      <w:proofErr w:type="gramStart"/>
+      <w:r>
+        <w:rPr>
+          <w:sz w:val="28"/>
+          <w:szCs w:val="28"/>
+        </w:rPr>
+        <w:t>e no entanto</w:t>
+      </w:r>
+      <w:proofErr w:type="gramEnd"/>
+      <w:r>
+        <w:rPr>
+          <w:sz w:val="28"/>
+          <w:szCs w:val="28"/>
+        </w:rPr>
+        <w:t xml:space="preserve"> é preciso pedalar, subir mais essa ladeira.</w:t>
+      </w:r>
+    </w:p>
+    <w:p>
+      <w:pPr>
+        <w:jc w:val="both"/>
+        <w:rPr>
+          <w:sz w:val="28"/>
+          <w:szCs w:val="28"/>
+        </w:rPr>
+      </w:pPr>
+      <w:r>
+        <w:rPr>
+          <w:sz w:val="28"/>
+          <w:szCs w:val="28"/>
+        </w:rPr>
+        <w:t>´---------------- x ----------------´</w:t>
+      </w:r>
+    </w:p>
+    <w:p>
+      <w:pPr>
+        <w:jc w:val="both"/>
+        <w:rPr>
+          <w:sz w:val="28"/>
+          <w:szCs w:val="28"/>
+        </w:rPr>
+      </w:pPr>
+      <w:r>
+        <w:rPr>
+          <w:sz w:val="28"/>
+          <w:szCs w:val="28"/>
+        </w:rPr>
+        <w:t>Pela lei dos caminhos se encontram, a gente só tem</w:t>
+      </w:r>
+      <w:r>
+        <w:rPr>
+          <w:sz w:val="28"/>
+          <w:szCs w:val="28"/>
+        </w:rPr>
+        <w:t xml:space="preserve"> </w:t>
+      </w:r>
+      <w:r>
+        <w:rPr>
+          <w:sz w:val="28"/>
+          <w:szCs w:val="28"/>
+        </w:rPr>
+        <w:t>que ir pra frente</w:t>
+      </w:r>
+    </w:p>
+    <w:p>
+      <w:pPr>
+        <w:jc w:val="both"/>
+        <w:rPr>
+          <w:sz w:val="28"/>
+          <w:szCs w:val="28"/>
+        </w:rPr>
+      </w:pPr>
+      <w:r>
+        <w:rPr>
+          <w:sz w:val="28"/>
+          <w:szCs w:val="28"/>
+        </w:rPr>
+        <w:t>´---------------- x ----------------´</w:t>
+      </w:r>
+    </w:p>
+    <w:p>
+      <w:pPr>
+        <w:jc w:val="both"/>
+        <w:rPr>
+          <w:sz w:val="28"/>
+          <w:szCs w:val="28"/>
+        </w:rPr>
+      </w:pPr>
+      <w:r>
+        <w:rPr>
+          <w:sz w:val="28"/>
+          <w:szCs w:val="28"/>
+        </w:rPr>
+        <w:t xml:space="preserve">Como aquele canoeiro de quem herdei a sina </w:t>
+      </w:r>
+      <w:r>
+        <w:rPr>
+          <w:sz w:val="28"/>
+          <w:szCs w:val="28"/>
+        </w:rPr>
+        <w:t>d</w:t>
+      </w:r>
+      <w:r>
+        <w:rPr>
+          <w:sz w:val="28"/>
+          <w:szCs w:val="28"/>
+        </w:rPr>
+        <w:t>e navegar nesse rio</w:t>
+      </w:r>
+    </w:p>
+    <w:p>
+      <w:pPr>
+        <w:jc w:val="both"/>
+        <w:rPr>
+          <w:sz w:val="28"/>
+          <w:szCs w:val="28"/>
+        </w:rPr>
+      </w:pPr>
+      <w:r>
+        <w:rPr>
+          <w:sz w:val="28"/>
+          <w:szCs w:val="28"/>
+        </w:rPr>
+        <w:t>´---------------- x ----------------´</w:t>
+      </w:r>
+    </w:p>
+    <w:p>
+      <w:pPr>
+        <w:jc w:val="both"/>
+        <w:rPr>
+          <w:sz w:val="28"/>
+          <w:szCs w:val="28"/>
+        </w:rPr>
+      </w:pPr>
+      <w:r>
+        <w:rPr>
+          <w:sz w:val="28"/>
+          <w:szCs w:val="28"/>
+        </w:rPr>
+        <w:t>Dentro de mim nunca morre tua presença, legítima defesa crio. “porque sou muito vivo, VIVO”</w:t>
+      </w:r>
+    </w:p>
+    <w:p>
+      <w:pPr>
+        <w:jc w:val="both"/>
+        <w:rPr>
+          <w:sz w:val="28"/>
+          <w:szCs w:val="28"/>
+        </w:rPr>
+      </w:pPr>
+      <w:r>
+        <w:rPr>
+          <w:sz w:val="28"/>
+          <w:szCs w:val="28"/>
+        </w:rPr>
+        <w:t>´---------------- x ----------------´</w:t>
+      </w:r>
+    </w:p>
+    <w:p>
+      <w:pPr>
+        <w:jc w:val="both"/>
+        <w:rPr>
+          <w:sz w:val="28"/>
+          <w:szCs w:val="28"/>
+        </w:rPr>
+      </w:pPr>
+      <w:r>
+        <w:rPr>
+          <w:sz w:val="28"/>
+          <w:szCs w:val="28"/>
+        </w:rPr>
+        <w:t>“só se eu tiver morto, só assim”</w:t>
+      </w:r>
+    </w:p>
+    <w:p>
+      <w:pPr>
+        <w:jc w:val="both"/>
+        <w:rPr>
+          <w:sz w:val="28"/>
+          <w:szCs w:val="28"/>
+        </w:rPr>
+      </w:pPr>
+      <w:r>
+        <w:rPr>
+          <w:sz w:val="28"/>
+          <w:szCs w:val="28"/>
+        </w:rPr>
+        <w:t>E talvez, nem assim</w:t>
+      </w:r>
+    </w:p>
+    <w:p>
+      <w:pPr>
+        <w:jc w:val="both"/>
+        <w:rPr>
+          <w:sz w:val="28"/>
+          <w:szCs w:val="28"/>
+        </w:rPr>
+      </w:pPr>
+      <w:r>
+        <w:rPr>
+          <w:sz w:val="28"/>
+          <w:szCs w:val="28"/>
+        </w:rPr>
+        <w:t>´---------------- x ----------------´</w:t>
+      </w:r>
+    </w:p>
+    <w:p>
+      <w:pPr>
+        <w:jc w:val="both"/>
+        <w:rPr>
+          <w:sz w:val="28"/>
+          <w:szCs w:val="28"/>
+        </w:rPr>
+      </w:pPr>
+      <w:r>
+        <w:rPr>
+          <w:sz w:val="28"/>
+          <w:szCs w:val="28"/>
+        </w:rPr>
+        <w:t>O amor pra mim hoje é uma música triste, um quadro, uma lembrança, uma úlcera</w:t>
+      </w:r>
+    </w:p>
+    <w:p>
+      <w:pPr>
+        <w:jc w:val="both"/>
+        <w:rPr>
+          <w:sz w:val="28"/>
+          <w:szCs w:val="28"/>
+        </w:rPr>
+      </w:pPr>
+      <w:r>
+        <w:rPr>
+          <w:sz w:val="28"/>
+          <w:szCs w:val="28"/>
+        </w:rPr>
+        <w:t>´---------------- x ----------------´</w:t>
+      </w:r>
+    </w:p>
+    <w:p>
+      <w:pPr>
+        <w:jc w:val="both"/>
+        <w:rPr>
+          <w:sz w:val="28"/>
+          <w:szCs w:val="28"/>
+        </w:rPr>
+      </w:pPr>
+      <w:r>
+        <w:rPr>
+          <w:sz w:val="28"/>
+          <w:szCs w:val="28"/>
+        </w:rPr>
+        <w:t>Ironia do destino, a arte que sempre foi tão fútil, olhos dos homens que vivem presos aos problemas da pele do chão, apresentar-se agora, dessa maneira nítida, esmagadora, superior, invencível, feito a carta da manga. Grades não podem me prender, ignorância não consegue me podar, violência não me oprime, covardia não corrompe meu caráter, miséria não me empobrece e da tristeza e da incompreensão faço pinturas.</w:t>
       </w:r>
     </w:p>
     <w:p>
@@ -2164,7 +2699,406 @@
           <w:szCs w:val="28"/>
         </w:rPr>
         <w:lastRenderedPageBreak/>
-        <w:t xml:space="preserve">Lá de cima deve dar pra ver. </w:t>
+        <w:t>Dentro de mim mora um guerreiro lúcido, sobrevoa ideias e pensamentos, extrapola estreitos limites do real sem roubar, ou roubando bem nesse jogo</w:t>
+      </w:r>
+    </w:p>
+    <w:p>
+      <w:pPr>
+        <w:jc w:val="both"/>
+        <w:rPr>
+          <w:sz w:val="28"/>
+          <w:szCs w:val="28"/>
+        </w:rPr>
+      </w:pPr>
+      <w:r>
+        <w:rPr>
+          <w:sz w:val="28"/>
+          <w:szCs w:val="28"/>
+        </w:rPr>
+        <w:t>´---------------- x ----------------´</w:t>
+      </w:r>
+    </w:p>
+    <w:p>
+      <w:pPr>
+        <w:jc w:val="both"/>
+        <w:rPr>
+          <w:sz w:val="28"/>
+          <w:szCs w:val="28"/>
+        </w:rPr>
+      </w:pPr>
+      <w:r>
+        <w:rPr>
+          <w:sz w:val="28"/>
+          <w:szCs w:val="28"/>
+        </w:rPr>
+        <w:t>A teoria fundamental do lucro reza através de seus quatro postulados</w:t>
+      </w:r>
+      <w:r>
+        <w:rPr>
+          <w:sz w:val="28"/>
+          <w:szCs w:val="28"/>
+        </w:rPr>
+        <w:t xml:space="preserve"> fundamentais</w:t>
+      </w:r>
+      <w:r>
+        <w:rPr>
+          <w:sz w:val="28"/>
+          <w:szCs w:val="28"/>
+        </w:rPr>
+        <w:t xml:space="preserve"> que toda forma de lucro é maquiada, ou explicitamente um dos 4:</w:t>
+      </w:r>
+    </w:p>
+    <w:p>
+      <w:pPr>
+        <w:jc w:val="both"/>
+        <w:rPr>
+          <w:sz w:val="28"/>
+          <w:szCs w:val="28"/>
+        </w:rPr>
+      </w:pPr>
+      <w:r>
+        <w:rPr>
+          <w:sz w:val="28"/>
+          <w:szCs w:val="28"/>
+        </w:rPr>
+        <w:t>Comprar e não pagar</w:t>
+      </w:r>
+    </w:p>
+    <w:p>
+      <w:pPr>
+        <w:jc w:val="both"/>
+        <w:rPr>
+          <w:sz w:val="28"/>
+          <w:szCs w:val="28"/>
+        </w:rPr>
+      </w:pPr>
+      <w:r>
+        <w:rPr>
+          <w:sz w:val="28"/>
+          <w:szCs w:val="28"/>
+        </w:rPr>
+        <w:t>Vender e não entregar</w:t>
+      </w:r>
+    </w:p>
+    <w:p>
+      <w:pPr>
+        <w:jc w:val="both"/>
+        <w:rPr>
+          <w:sz w:val="28"/>
+          <w:szCs w:val="28"/>
+        </w:rPr>
+      </w:pPr>
+      <w:r>
+        <w:rPr>
+          <w:sz w:val="28"/>
+          <w:szCs w:val="28"/>
+        </w:rPr>
+        <w:t>Receber sem trabalhar</w:t>
+      </w:r>
+    </w:p>
+    <w:p>
+      <w:pPr>
+        <w:jc w:val="both"/>
+        <w:rPr>
+          <w:sz w:val="28"/>
+          <w:szCs w:val="28"/>
+        </w:rPr>
+      </w:pPr>
+      <w:r>
+        <w:rPr>
+          <w:sz w:val="28"/>
+          <w:szCs w:val="28"/>
+        </w:rPr>
+        <w:t>Só investir o dinheiro dos outros</w:t>
+      </w:r>
+    </w:p>
+    <w:p>
+      <w:pPr>
+        <w:jc w:val="both"/>
+        <w:rPr>
+          <w:sz w:val="28"/>
+          <w:szCs w:val="28"/>
+        </w:rPr>
+      </w:pPr>
+      <w:r>
+        <w:rPr>
+          <w:sz w:val="28"/>
+          <w:szCs w:val="28"/>
+        </w:rPr>
+        <w:t>Sempre respeitando o postulado principal, o postulado zero</w:t>
+      </w:r>
+    </w:p>
+    <w:p>
+      <w:pPr>
+        <w:jc w:val="both"/>
+        <w:rPr>
+          <w:sz w:val="28"/>
+          <w:szCs w:val="28"/>
+        </w:rPr>
+      </w:pPr>
+      <w:r>
+        <w:rPr>
+          <w:sz w:val="28"/>
+          <w:szCs w:val="28"/>
+        </w:rPr>
+        <w:t>O negócio bom, é bom pros dois.</w:t>
+      </w:r>
+    </w:p>
+    <w:p>
+      <w:pPr>
+        <w:jc w:val="both"/>
+        <w:rPr>
+          <w:sz w:val="28"/>
+          <w:szCs w:val="28"/>
+        </w:rPr>
+      </w:pPr>
+      <w:r>
+        <w:rPr>
+          <w:sz w:val="28"/>
+          <w:szCs w:val="28"/>
+        </w:rPr>
+        <w:t>´---------------- x ----------------´</w:t>
+      </w:r>
+    </w:p>
+    <w:p>
+      <w:pPr>
+        <w:jc w:val="both"/>
+        <w:rPr>
+          <w:sz w:val="28"/>
+          <w:szCs w:val="28"/>
+        </w:rPr>
+      </w:pPr>
+      <w:r>
+        <w:rPr>
+          <w:sz w:val="28"/>
+          <w:szCs w:val="28"/>
+        </w:rPr>
+        <w:t>Dos espinhos do destino faço versos, o artista alimenta-se dessa tanta estupidez naturalmente é ...</w:t>
+      </w:r>
+    </w:p>
+    <w:p>
+      <w:pPr>
+        <w:jc w:val="both"/>
+        <w:rPr>
+          <w:sz w:val="28"/>
+          <w:szCs w:val="28"/>
+        </w:rPr>
+      </w:pPr>
+      <w:r>
+        <w:rPr>
+          <w:sz w:val="28"/>
+          <w:szCs w:val="28"/>
+        </w:rPr>
+        <w:t>´---------------- x ----------------´</w:t>
+      </w:r>
+    </w:p>
+    <w:p>
+      <w:pPr>
+        <w:jc w:val="both"/>
+        <w:rPr>
+          <w:sz w:val="28"/>
+          <w:szCs w:val="28"/>
+        </w:rPr>
+      </w:pPr>
+      <w:r>
+        <w:rPr>
+          <w:sz w:val="28"/>
+          <w:szCs w:val="28"/>
+        </w:rPr>
+        <w:t>Está provado, arte não engorda e os gordos não passam na grade</w:t>
+      </w:r>
+    </w:p>
+    <w:p>
+      <w:pPr>
+        <w:jc w:val="both"/>
+        <w:rPr>
+          <w:sz w:val="28"/>
+          <w:szCs w:val="28"/>
+        </w:rPr>
+      </w:pPr>
+      <w:r>
+        <w:rPr>
+          <w:sz w:val="28"/>
+          <w:szCs w:val="28"/>
+        </w:rPr>
+        <w:t>´---------------- x ----------------´</w:t>
+      </w:r>
+    </w:p>
+    <w:p>
+      <w:pPr>
+        <w:jc w:val="both"/>
+        <w:rPr>
+          <w:sz w:val="28"/>
+          <w:szCs w:val="28"/>
+        </w:rPr>
+      </w:pPr>
+      <w:r>
+        <w:rPr>
+          <w:sz w:val="28"/>
+          <w:szCs w:val="28"/>
+        </w:rPr>
+        <w:t>Cada dia que passa na cadeia é um dia sobrevivido</w:t>
+      </w:r>
+    </w:p>
+    <w:p>
+      <w:pPr>
+        <w:jc w:val="both"/>
+        <w:rPr>
+          <w:sz w:val="28"/>
+          <w:szCs w:val="28"/>
+        </w:rPr>
+      </w:pPr>
+      <w:r>
+        <w:rPr>
+          <w:sz w:val="28"/>
+          <w:szCs w:val="28"/>
+        </w:rPr>
+        <w:t>´---------------- x ----------------´</w:t>
+      </w:r>
+    </w:p>
+    <w:p>
+      <w:pPr>
+        <w:jc w:val="both"/>
+        <w:rPr>
+          <w:sz w:val="28"/>
+          <w:szCs w:val="28"/>
+        </w:rPr>
+      </w:pPr>
+      <w:r>
+        <w:rPr>
+          <w:sz w:val="28"/>
+          <w:szCs w:val="28"/>
+        </w:rPr>
+        <w:t>Tanta coisa minha cabeça, milhões de segredos por segundo</w:t>
+      </w:r>
+    </w:p>
+    <w:p>
+      <w:pPr>
+        <w:jc w:val="both"/>
+        <w:rPr>
+          <w:rFonts w:ascii="Cambria" w:hAnsi="Cambria" w:cs="Aharoni"/>
+          <w:sz w:val="32"/>
+          <w:szCs w:val="32"/>
+          <w:shd w:val="clear" w:color="auto" w:fill="FFFFFF"/>
+        </w:rPr>
+      </w:pPr>
+      <w:r>
+        <w:rPr>
+          <w:rFonts w:ascii="Cambria" w:hAnsi="Cambria" w:cs="Aharoni"/>
+          <w:sz w:val="32"/>
+          <w:szCs w:val="32"/>
+          <w:shd w:val="clear" w:color="auto" w:fill="FFFFFF"/>
+        </w:rPr>
+        <w:t>´---------------- x ----------------´</w:t>
+      </w:r>
+    </w:p>
+    <w:p>
+      <w:pPr>
+        <w:jc w:val="both"/>
+        <w:rPr>
+          <w:sz w:val="28"/>
+          <w:szCs w:val="28"/>
+        </w:rPr>
+      </w:pPr>
+      <w:r>
+        <w:rPr>
+          <w:sz w:val="28"/>
+          <w:szCs w:val="28"/>
+        </w:rPr>
+        <w:t>Às vezes tenho até dúvida, a linha que divide os lúcidos e os loucos, saberei voltar?</w:t>
+      </w:r>
+    </w:p>
+    <w:p>
+      <w:pPr>
+        <w:jc w:val="both"/>
+        <w:rPr>
+          <w:rFonts w:ascii="Cambria" w:hAnsi="Cambria" w:cs="Aharoni"/>
+          <w:sz w:val="32"/>
+          <w:szCs w:val="32"/>
+          <w:shd w:val="clear" w:color="auto" w:fill="FFFFFF"/>
+        </w:rPr>
+      </w:pPr>
+      <w:r>
+        <w:rPr>
+          <w:rFonts w:ascii="Cambria" w:hAnsi="Cambria" w:cs="Aharoni"/>
+          <w:sz w:val="32"/>
+          <w:szCs w:val="32"/>
+          <w:shd w:val="clear" w:color="auto" w:fill="FFFFFF"/>
+        </w:rPr>
+        <w:lastRenderedPageBreak/>
+        <w:t>Tem coisas que a gente faz mil vezes e não tem garantia se saberá fazer de novo</w:t>
+      </w:r>
+    </w:p>
+    <w:p>
+      <w:pPr>
+        <w:jc w:val="both"/>
+        <w:rPr>
+          <w:rFonts w:ascii="Cambria" w:hAnsi="Cambria" w:cs="Aharoni"/>
+          <w:sz w:val="32"/>
+          <w:szCs w:val="32"/>
+          <w:shd w:val="clear" w:color="auto" w:fill="FFFFFF"/>
+        </w:rPr>
+      </w:pPr>
+      <w:r>
+        <w:rPr>
+          <w:rFonts w:ascii="Cambria" w:hAnsi="Cambria" w:cs="Aharoni"/>
+          <w:sz w:val="32"/>
+          <w:szCs w:val="32"/>
+          <w:shd w:val="clear" w:color="auto" w:fill="FFFFFF"/>
+        </w:rPr>
+        <w:t>´---------------- x ----------------´</w:t>
+      </w:r>
+    </w:p>
+    <w:p>
+      <w:pPr>
+        <w:jc w:val="both"/>
+        <w:rPr>
+          <w:sz w:val="28"/>
+          <w:szCs w:val="28"/>
+        </w:rPr>
+      </w:pPr>
+      <w:r>
+        <w:rPr>
+          <w:sz w:val="28"/>
+          <w:szCs w:val="28"/>
+        </w:rPr>
+        <w:t>tipo não existe um princípio da indução finita garantindo num pé, pra realidade eu saber voltar.</w:t>
+      </w:r>
+    </w:p>
+    <w:p>
+      <w:pPr>
+        <w:jc w:val="both"/>
+        <w:rPr>
+          <w:rFonts w:ascii="Cambria" w:hAnsi="Cambria" w:cs="Aharoni"/>
+          <w:sz w:val="32"/>
+          <w:szCs w:val="32"/>
+          <w:shd w:val="clear" w:color="auto" w:fill="FFFFFF"/>
+        </w:rPr>
+      </w:pPr>
+      <w:r>
+        <w:rPr>
+          <w:rFonts w:ascii="Cambria" w:hAnsi="Cambria" w:cs="Aharoni"/>
+          <w:sz w:val="32"/>
+          <w:szCs w:val="32"/>
+          <w:shd w:val="clear" w:color="auto" w:fill="FFFFFF"/>
+        </w:rPr>
+        <w:t>´---------------- x ----------------´</w:t>
+      </w:r>
+    </w:p>
+    <w:p>
+      <w:pPr>
+        <w:jc w:val="both"/>
+        <w:rPr>
+          <w:sz w:val="28"/>
+          <w:szCs w:val="28"/>
+        </w:rPr>
+      </w:pPr>
+      <w:r>
+        <w:rPr>
+          <w:sz w:val="28"/>
+          <w:szCs w:val="28"/>
+        </w:rPr>
+        <w:t xml:space="preserve">Ante ontem teve outra fuga, o Bacana se deu bem, o Índio e o Natã estavam na rua, o Zé Povinho </w:t>
       </w:r>
       <w:proofErr w:type="spellStart"/>
       <w:r>
@@ -2172,7 +3106,7 @@
           <w:sz w:val="28"/>
           <w:szCs w:val="28"/>
         </w:rPr>
-        <w:t>Zarifi</w:t>
+        <w:t>caguetou</w:t>
       </w:r>
       <w:proofErr w:type="spellEnd"/>
       <w:r>
@@ -2180,7 +3114,329 @@
           <w:sz w:val="28"/>
           <w:szCs w:val="28"/>
         </w:rPr>
-        <w:t xml:space="preserve"> sabia, todas as lições que há pra aprender habitam uma só. “depois daquela ladeira tem outras ladeiras” </w:t>
+        <w:t xml:space="preserve"> e enquadraram os dois.</w:t>
+      </w:r>
+    </w:p>
+    <w:p>
+      <w:pPr>
+        <w:jc w:val="both"/>
+        <w:rPr>
+          <w:rFonts w:ascii="Cambria" w:hAnsi="Cambria" w:cs="Aharoni"/>
+          <w:sz w:val="32"/>
+          <w:szCs w:val="32"/>
+          <w:shd w:val="clear" w:color="auto" w:fill="FFFFFF"/>
+        </w:rPr>
+      </w:pPr>
+      <w:r>
+        <w:rPr>
+          <w:rFonts w:ascii="Cambria" w:hAnsi="Cambria" w:cs="Aharoni"/>
+          <w:sz w:val="32"/>
+          <w:szCs w:val="32"/>
+          <w:shd w:val="clear" w:color="auto" w:fill="FFFFFF"/>
+        </w:rPr>
+        <w:t>´---------------- x ----------------´</w:t>
+      </w:r>
+    </w:p>
+    <w:p>
+      <w:pPr>
+        <w:jc w:val="both"/>
+        <w:rPr>
+          <w:sz w:val="28"/>
+          <w:szCs w:val="28"/>
+        </w:rPr>
+      </w:pPr>
+      <w:r>
+        <w:rPr>
+          <w:sz w:val="28"/>
+          <w:szCs w:val="28"/>
+        </w:rPr>
+        <w:t xml:space="preserve">O convívio é a sociedade sem lei, é a lei do bandido, aqui não há democracia. Acho que são 3 meses, não houve nenhuma votação. O </w:t>
+      </w:r>
+      <w:proofErr w:type="spellStart"/>
+      <w:r>
+        <w:rPr>
+          <w:sz w:val="28"/>
+          <w:szCs w:val="28"/>
+        </w:rPr>
+        <w:t>Hippye</w:t>
+      </w:r>
+      <w:proofErr w:type="spellEnd"/>
+      <w:r>
+        <w:rPr>
+          <w:sz w:val="28"/>
+          <w:szCs w:val="28"/>
+        </w:rPr>
+        <w:t xml:space="preserve"> tem poder porque é o pai do barraco, ou porque é malandro, ou porque é criativo, ou porque é sociável, ou sei nem porque;</w:t>
+      </w:r>
+    </w:p>
+    <w:p>
+      <w:pPr>
+        <w:jc w:val="both"/>
+        <w:rPr>
+          <w:rFonts w:ascii="Cambria" w:hAnsi="Cambria" w:cs="Aharoni"/>
+          <w:sz w:val="32"/>
+          <w:szCs w:val="32"/>
+          <w:shd w:val="clear" w:color="auto" w:fill="FFFFFF"/>
+        </w:rPr>
+      </w:pPr>
+      <w:r>
+        <w:rPr>
+          <w:rFonts w:ascii="Cambria" w:hAnsi="Cambria" w:cs="Aharoni"/>
+          <w:sz w:val="32"/>
+          <w:szCs w:val="32"/>
+          <w:shd w:val="clear" w:color="auto" w:fill="FFFFFF"/>
+        </w:rPr>
+        <w:t>´---------------- x ----------------´</w:t>
+      </w:r>
+    </w:p>
+    <w:p>
+      <w:pPr>
+        <w:jc w:val="both"/>
+        <w:rPr>
+          <w:sz w:val="28"/>
+          <w:szCs w:val="28"/>
+        </w:rPr>
+      </w:pPr>
+      <w:r>
+        <w:rPr>
+          <w:sz w:val="28"/>
+          <w:szCs w:val="28"/>
+        </w:rPr>
+        <w:t>Ninguém é meu inimigo, teoricamente há 5 mais antigos que poderiam me dar bonde, na prática, muitas das decisões polêmicas estão sujeitas ... precisa sansão</w:t>
+      </w:r>
+    </w:p>
+    <w:p>
+      <w:pPr>
+        <w:jc w:val="both"/>
+        <w:rPr>
+          <w:rFonts w:ascii="Cambria" w:hAnsi="Cambria" w:cs="Aharoni"/>
+          <w:sz w:val="32"/>
+          <w:szCs w:val="32"/>
+          <w:shd w:val="clear" w:color="auto" w:fill="FFFFFF"/>
+        </w:rPr>
+      </w:pPr>
+      <w:r>
+        <w:rPr>
+          <w:rFonts w:ascii="Cambria" w:hAnsi="Cambria" w:cs="Aharoni"/>
+          <w:sz w:val="32"/>
+          <w:szCs w:val="32"/>
+          <w:shd w:val="clear" w:color="auto" w:fill="FFFFFF"/>
+        </w:rPr>
+        <w:t>´---------------- x ----------------´</w:t>
+      </w:r>
+    </w:p>
+    <w:p>
+      <w:pPr>
+        <w:jc w:val="both"/>
+        <w:rPr>
+          <w:sz w:val="28"/>
+          <w:szCs w:val="28"/>
+        </w:rPr>
+      </w:pPr>
+      <w:r>
+        <w:rPr>
+          <w:sz w:val="28"/>
+          <w:szCs w:val="28"/>
+        </w:rPr>
+        <w:t>A guerra nunca acaba, a incerteza está sempre no ar, a humildade é a do guerreiro, o caminho mais seguro é o do guerreiro e a maneira de seguir é com as sandálias da humildade.</w:t>
+      </w:r>
+    </w:p>
+    <w:p>
+      <w:pPr>
+        <w:jc w:val="both"/>
+        <w:rPr>
+          <w:rFonts w:ascii="Cambria" w:hAnsi="Cambria" w:cs="Aharoni"/>
+          <w:sz w:val="32"/>
+          <w:szCs w:val="32"/>
+          <w:shd w:val="clear" w:color="auto" w:fill="FFFFFF"/>
+        </w:rPr>
+      </w:pPr>
+      <w:r>
+        <w:rPr>
+          <w:rFonts w:ascii="Cambria" w:hAnsi="Cambria" w:cs="Aharoni"/>
+          <w:sz w:val="32"/>
+          <w:szCs w:val="32"/>
+          <w:shd w:val="clear" w:color="auto" w:fill="FFFFFF"/>
+        </w:rPr>
+        <w:t>´---------------- x ----------------´</w:t>
+      </w:r>
+    </w:p>
+    <w:p>
+      <w:pPr>
+        <w:jc w:val="both"/>
+        <w:rPr>
+          <w:sz w:val="28"/>
+          <w:szCs w:val="28"/>
+        </w:rPr>
+      </w:pPr>
+      <w:r>
+        <w:rPr>
+          <w:sz w:val="28"/>
+          <w:szCs w:val="28"/>
+        </w:rPr>
+        <w:t>X em quando dá vontade comer uma coisinha feita no carinho, o bandeco do Ludovico é uma lavagem.</w:t>
+      </w:r>
+    </w:p>
+    <w:p>
+      <w:pPr>
+        <w:jc w:val="both"/>
+        <w:rPr>
+          <w:sz w:val="28"/>
+          <w:szCs w:val="28"/>
+        </w:rPr>
+      </w:pPr>
+      <w:r>
+        <w:rPr>
+          <w:sz w:val="28"/>
+          <w:szCs w:val="28"/>
+        </w:rPr>
+        <w:t xml:space="preserve">Queria sentar numa cadeira, </w:t>
+      </w:r>
+      <w:proofErr w:type="spellStart"/>
+      <w:r>
+        <w:rPr>
+          <w:sz w:val="28"/>
+          <w:szCs w:val="28"/>
+        </w:rPr>
+        <w:t>por</w:t>
+      </w:r>
+      <w:proofErr w:type="spellEnd"/>
+      <w:r>
+        <w:rPr>
+          <w:sz w:val="28"/>
+          <w:szCs w:val="28"/>
+        </w:rPr>
+        <w:t xml:space="preserve"> o pé na outra, tomar uma c</w:t>
+      </w:r>
+      <w:r>
+        <w:rPr>
+          <w:sz w:val="28"/>
+          <w:szCs w:val="28"/>
+        </w:rPr>
+        <w:t>e</w:t>
+      </w:r>
+      <w:r>
+        <w:rPr>
+          <w:sz w:val="28"/>
+          <w:szCs w:val="28"/>
+        </w:rPr>
+        <w:t xml:space="preserve">rveja bem gelada, ver o sol morrer, observar as pessoas passando, falta pouco. Quinta feira as testemunhas serão ouvidas. Essas pessoas ilustres vão avaliar, decidir entre as categorias que cabem, estreita compreensão, qual </w:t>
+      </w:r>
+      <w:r>
+        <w:rPr>
+          <w:sz w:val="28"/>
+          <w:szCs w:val="28"/>
+        </w:rPr>
+        <w:lastRenderedPageBreak/>
+        <w:t>conseguem me enquadrar, decidir minha punição. E agora me pergunto, será que no futuro, quando a maconha for liberada, esses ignorantes de paletó vão poder ao menos sentir vontade reparar este erro?</w:t>
+      </w:r>
+    </w:p>
+    <w:p>
+      <w:pPr>
+        <w:jc w:val="both"/>
+        <w:rPr>
+          <w:rFonts w:ascii="Cambria" w:hAnsi="Cambria" w:cs="Aharoni"/>
+          <w:sz w:val="32"/>
+          <w:szCs w:val="32"/>
+          <w:shd w:val="clear" w:color="auto" w:fill="FFFFFF"/>
+        </w:rPr>
+      </w:pPr>
+      <w:r>
+        <w:rPr>
+          <w:rFonts w:ascii="Cambria" w:hAnsi="Cambria" w:cs="Aharoni"/>
+          <w:sz w:val="32"/>
+          <w:szCs w:val="32"/>
+          <w:shd w:val="clear" w:color="auto" w:fill="FFFFFF"/>
+        </w:rPr>
+        <w:t>´---------------- x ----------------´</w:t>
+      </w:r>
+    </w:p>
+    <w:p>
+      <w:pPr>
+        <w:jc w:val="both"/>
+        <w:rPr>
+          <w:sz w:val="28"/>
+          <w:szCs w:val="28"/>
+        </w:rPr>
+      </w:pPr>
+      <w:r>
+        <w:rPr>
+          <w:sz w:val="28"/>
+          <w:szCs w:val="28"/>
+        </w:rPr>
+        <w:t>É como se a ideia completa fosse um mosaico, tipo esses quadros que não podem ser vistos de perto. Só verá ladrilhos e cada ladrilho é uma ideia em si.</w:t>
+      </w:r>
+    </w:p>
+    <w:p>
+      <w:pPr>
+        <w:jc w:val="both"/>
+        <w:rPr>
+          <w:rFonts w:ascii="Cambria" w:hAnsi="Cambria" w:cs="Aharoni"/>
+          <w:sz w:val="32"/>
+          <w:szCs w:val="32"/>
+          <w:shd w:val="clear" w:color="auto" w:fill="FFFFFF"/>
+        </w:rPr>
+      </w:pPr>
+      <w:r>
+        <w:rPr>
+          <w:rFonts w:ascii="Cambria" w:hAnsi="Cambria" w:cs="Aharoni"/>
+          <w:sz w:val="32"/>
+          <w:szCs w:val="32"/>
+          <w:shd w:val="clear" w:color="auto" w:fill="FFFFFF"/>
+        </w:rPr>
+        <w:t>´---------------- x ----------------´</w:t>
+      </w:r>
+    </w:p>
+    <w:p>
+      <w:pPr>
+        <w:jc w:val="both"/>
+        <w:rPr>
+          <w:sz w:val="28"/>
+          <w:szCs w:val="28"/>
+        </w:rPr>
+      </w:pPr>
+      <w:r>
+        <w:rPr>
+          <w:sz w:val="28"/>
+          <w:szCs w:val="28"/>
+        </w:rPr>
+        <w:t>Amor é uma palavra que a gente usa pra denominar outras coisas que há dentro de nós que não temos força suficiente para referirmo-nos a elas por seus verdadeiros nomes</w:t>
+      </w:r>
+    </w:p>
+    <w:p>
+      <w:pPr>
+        <w:jc w:val="both"/>
+        <w:rPr>
+          <w:rFonts w:ascii="Cambria" w:hAnsi="Cambria" w:cs="Aharoni"/>
+          <w:sz w:val="32"/>
+          <w:szCs w:val="32"/>
+          <w:shd w:val="clear" w:color="auto" w:fill="FFFFFF"/>
+        </w:rPr>
+      </w:pPr>
+      <w:r>
+        <w:rPr>
+          <w:rFonts w:ascii="Cambria" w:hAnsi="Cambria" w:cs="Aharoni"/>
+          <w:sz w:val="32"/>
+          <w:szCs w:val="32"/>
+          <w:shd w:val="clear" w:color="auto" w:fill="FFFFFF"/>
+        </w:rPr>
+        <w:t>´---------------- x ----------------´</w:t>
+      </w:r>
+    </w:p>
+    <w:p>
+      <w:pPr>
+        <w:jc w:val="both"/>
+        <w:rPr>
+          <w:sz w:val="28"/>
+          <w:szCs w:val="28"/>
+        </w:rPr>
+      </w:pPr>
+      <w:r>
+        <w:rPr>
+          <w:sz w:val="28"/>
+          <w:szCs w:val="28"/>
+        </w:rPr>
+        <w:t xml:space="preserve">Vejo que aprendi muita coisa nessa </w:t>
       </w:r>
       <w:proofErr w:type="gramStart"/>
       <w:r>
@@ -2188,47 +3444,814 @@
           <w:sz w:val="28"/>
           <w:szCs w:val="28"/>
         </w:rPr>
-        <w:t>e no entanto</w:t>
+        <w:t>vida .</w:t>
       </w:r>
       <w:proofErr w:type="gramEnd"/>
-      <w:r>
-        <w:rPr>
-          <w:sz w:val="28"/>
-          <w:szCs w:val="28"/>
-        </w:rPr>
-        <w:t xml:space="preserve"> é preciso pedalar, subir mais essa ladeira.</w:t>
-      </w:r>
-    </w:p>
-    <w:p>
-      <w:pPr>
-        <w:jc w:val="both"/>
-        <w:rPr>
-          <w:sz w:val="28"/>
-          <w:szCs w:val="28"/>
-        </w:rPr>
-      </w:pPr>
-      <w:r>
-        <w:rPr>
-          <w:sz w:val="28"/>
-          <w:szCs w:val="28"/>
-        </w:rPr>
-        <w:t>´---------------- x ----------------´</w:t>
-      </w:r>
-    </w:p>
-    <w:p>
-      <w:pPr>
-        <w:jc w:val="both"/>
-        <w:rPr>
-          <w:sz w:val="28"/>
-          <w:szCs w:val="28"/>
-        </w:rPr>
-      </w:pPr>
-      <w:r>
-        <w:rPr>
-          <w:sz w:val="28"/>
-          <w:szCs w:val="28"/>
-        </w:rPr>
-        <w:t>Pela lei dos caminhos se encontram, a gente só tem</w:t>
+    </w:p>
+    <w:p>
+      <w:pPr>
+        <w:jc w:val="both"/>
+        <w:rPr>
+          <w:sz w:val="28"/>
+          <w:szCs w:val="28"/>
+        </w:rPr>
+      </w:pPr>
+      <w:r>
+        <w:rPr>
+          <w:sz w:val="28"/>
+          <w:szCs w:val="28"/>
+        </w:rPr>
+        <w:t xml:space="preserve">Vejo pessoas sábias </w:t>
+      </w:r>
+      <w:r>
+        <w:rPr>
+          <w:sz w:val="28"/>
+          <w:szCs w:val="28"/>
+        </w:rPr>
+        <w:t xml:space="preserve">a </w:t>
+      </w:r>
+      <w:r>
+        <w:rPr>
+          <w:sz w:val="28"/>
+          <w:szCs w:val="28"/>
+        </w:rPr>
+        <w:t>meu redor e outras que não aprendem mais, traídas pela ilusão inerente ao saber chamada convicção.</w:t>
+      </w:r>
+    </w:p>
+    <w:p>
+      <w:pPr>
+        <w:jc w:val="both"/>
+        <w:rPr>
+          <w:rFonts w:ascii="Cambria" w:hAnsi="Cambria" w:cs="Aharoni"/>
+          <w:sz w:val="32"/>
+          <w:szCs w:val="32"/>
+          <w:shd w:val="clear" w:color="auto" w:fill="FFFFFF"/>
+        </w:rPr>
+      </w:pPr>
+      <w:r>
+        <w:rPr>
+          <w:rFonts w:ascii="Cambria" w:hAnsi="Cambria" w:cs="Aharoni"/>
+          <w:sz w:val="32"/>
+          <w:szCs w:val="32"/>
+          <w:shd w:val="clear" w:color="auto" w:fill="FFFFFF"/>
+        </w:rPr>
+        <w:t>´---------------- x ----------------´</w:t>
+      </w:r>
+    </w:p>
+    <w:p>
+      <w:pPr>
+        <w:jc w:val="both"/>
+        <w:rPr>
+          <w:sz w:val="28"/>
+          <w:szCs w:val="28"/>
+        </w:rPr>
+      </w:pPr>
+      <w:r>
+        <w:rPr>
+          <w:sz w:val="28"/>
+          <w:szCs w:val="28"/>
+        </w:rPr>
+        <w:t>Esta é a ladeira do fanático</w:t>
+      </w:r>
+    </w:p>
+    <w:p>
+      <w:pPr>
+        <w:jc w:val="both"/>
+        <w:rPr>
+          <w:sz w:val="28"/>
+          <w:szCs w:val="28"/>
+        </w:rPr>
+      </w:pPr>
+      <w:r>
+        <w:rPr>
+          <w:sz w:val="28"/>
+          <w:szCs w:val="28"/>
+        </w:rPr>
+        <w:t>“É a casa da verdade, é um primor de formosura”</w:t>
+      </w:r>
+    </w:p>
+    <w:p>
+      <w:pPr>
+        <w:jc w:val="both"/>
+        <w:rPr>
+          <w:sz w:val="28"/>
+          <w:szCs w:val="28"/>
+        </w:rPr>
+      </w:pPr>
+      <w:r>
+        <w:rPr>
+          <w:sz w:val="28"/>
+          <w:szCs w:val="28"/>
+        </w:rPr>
+        <w:t>O inimigo é tão mais perigoso quanto mais convicto</w:t>
+      </w:r>
+    </w:p>
+    <w:p>
+      <w:pPr>
+        <w:jc w:val="both"/>
+        <w:rPr>
+          <w:sz w:val="28"/>
+          <w:szCs w:val="28"/>
+        </w:rPr>
+      </w:pPr>
+      <w:r>
+        <w:rPr>
+          <w:sz w:val="28"/>
+          <w:szCs w:val="28"/>
+        </w:rPr>
+        <w:t>Se Deus é apenas um, se todos são seus filhos, quem está mentindo?</w:t>
+      </w:r>
+    </w:p>
+    <w:p>
+      <w:pPr>
+        <w:jc w:val="both"/>
+        <w:rPr>
+          <w:rFonts w:ascii="Cambria" w:hAnsi="Cambria" w:cs="Aharoni"/>
+          <w:sz w:val="32"/>
+          <w:szCs w:val="32"/>
+          <w:shd w:val="clear" w:color="auto" w:fill="FFFFFF"/>
+        </w:rPr>
+      </w:pPr>
+      <w:r>
+        <w:rPr>
+          <w:rFonts w:ascii="Cambria" w:hAnsi="Cambria" w:cs="Aharoni"/>
+          <w:sz w:val="32"/>
+          <w:szCs w:val="32"/>
+          <w:shd w:val="clear" w:color="auto" w:fill="FFFFFF"/>
+        </w:rPr>
+        <w:t>´---------------- x ----------------´</w:t>
+      </w:r>
+    </w:p>
+    <w:p>
+      <w:pPr>
+        <w:jc w:val="both"/>
+        <w:rPr>
+          <w:sz w:val="28"/>
+          <w:szCs w:val="28"/>
+        </w:rPr>
+      </w:pPr>
+      <w:r>
+        <w:rPr>
+          <w:sz w:val="28"/>
+          <w:szCs w:val="28"/>
+        </w:rPr>
+        <w:t>Talvez o ser policial seja o veneno lança irmão contra irmão</w:t>
+      </w:r>
+    </w:p>
+    <w:p>
+      <w:pPr>
+        <w:jc w:val="both"/>
+        <w:rPr>
+          <w:rFonts w:ascii="Cambria" w:hAnsi="Cambria" w:cs="Aharoni"/>
+          <w:sz w:val="32"/>
+          <w:szCs w:val="32"/>
+          <w:shd w:val="clear" w:color="auto" w:fill="FFFFFF"/>
+        </w:rPr>
+      </w:pPr>
+      <w:r>
+        <w:rPr>
+          <w:rFonts w:ascii="Cambria" w:hAnsi="Cambria" w:cs="Aharoni"/>
+          <w:sz w:val="32"/>
+          <w:szCs w:val="32"/>
+          <w:shd w:val="clear" w:color="auto" w:fill="FFFFFF"/>
+        </w:rPr>
+        <w:t>´---------------- x ----------------´</w:t>
+      </w:r>
+    </w:p>
+    <w:p>
+      <w:pPr>
+        <w:jc w:val="both"/>
+        <w:rPr>
+          <w:sz w:val="28"/>
+          <w:szCs w:val="28"/>
+        </w:rPr>
+      </w:pPr>
+      <w:r>
+        <w:rPr>
+          <w:sz w:val="28"/>
+          <w:szCs w:val="28"/>
+        </w:rPr>
+        <w:t xml:space="preserve">Admito com resistência e reservo-me agora, no instante </w:t>
+      </w:r>
+      <w:r>
+        <w:rPr>
+          <w:sz w:val="28"/>
+          <w:szCs w:val="28"/>
+        </w:rPr>
+        <w:t xml:space="preserve">em </w:t>
+      </w:r>
+      <w:r>
+        <w:rPr>
+          <w:sz w:val="28"/>
+          <w:szCs w:val="28"/>
+        </w:rPr>
+        <w:t xml:space="preserve">que afirmo, um espaço para voltar futuramente </w:t>
+      </w:r>
+      <w:r>
+        <w:rPr>
+          <w:sz w:val="28"/>
+          <w:szCs w:val="28"/>
+        </w:rPr>
+        <w:t>a</w:t>
+      </w:r>
+      <w:r>
+        <w:rPr>
+          <w:sz w:val="28"/>
+          <w:szCs w:val="28"/>
+        </w:rPr>
+        <w:t>tr</w:t>
+      </w:r>
+      <w:r>
+        <w:rPr>
+          <w:sz w:val="28"/>
+          <w:szCs w:val="28"/>
+        </w:rPr>
+        <w:t>ás</w:t>
+      </w:r>
+      <w:r>
+        <w:rPr>
+          <w:sz w:val="28"/>
+          <w:szCs w:val="28"/>
+        </w:rPr>
+        <w:t xml:space="preserve"> o que digo agora</w:t>
+      </w:r>
+    </w:p>
+    <w:p>
+      <w:pPr>
+        <w:jc w:val="both"/>
+        <w:rPr>
+          <w:rFonts w:ascii="Cambria" w:hAnsi="Cambria" w:cs="Aharoni"/>
+          <w:sz w:val="32"/>
+          <w:szCs w:val="32"/>
+          <w:shd w:val="clear" w:color="auto" w:fill="FFFFFF"/>
+        </w:rPr>
+      </w:pPr>
+      <w:r>
+        <w:rPr>
+          <w:rFonts w:ascii="Cambria" w:hAnsi="Cambria" w:cs="Aharoni"/>
+          <w:sz w:val="32"/>
+          <w:szCs w:val="32"/>
+          <w:shd w:val="clear" w:color="auto" w:fill="FFFFFF"/>
+        </w:rPr>
+        <w:t>´---------------- x ----------------´</w:t>
+      </w:r>
+    </w:p>
+    <w:p>
+      <w:pPr>
+        <w:jc w:val="both"/>
+        <w:rPr>
+          <w:sz w:val="28"/>
+          <w:szCs w:val="28"/>
+        </w:rPr>
+      </w:pPr>
+      <w:r>
+        <w:rPr>
+          <w:sz w:val="28"/>
+          <w:szCs w:val="28"/>
+        </w:rPr>
+        <w:lastRenderedPageBreak/>
+        <w:t>Enjaular pessoas é uma agressão ao espírito</w:t>
+      </w:r>
+    </w:p>
+    <w:p>
+      <w:pPr>
+        <w:jc w:val="both"/>
+        <w:rPr>
+          <w:sz w:val="28"/>
+          <w:szCs w:val="28"/>
+        </w:rPr>
+      </w:pPr>
+      <w:r>
+        <w:rPr>
+          <w:sz w:val="28"/>
+          <w:szCs w:val="28"/>
+        </w:rPr>
+        <w:t>É um extremo inadmissível de ignorância</w:t>
+      </w:r>
+    </w:p>
+    <w:p>
+      <w:pPr>
+        <w:jc w:val="both"/>
+        <w:rPr>
+          <w:sz w:val="28"/>
+          <w:szCs w:val="28"/>
+        </w:rPr>
+      </w:pPr>
+      <w:r>
+        <w:rPr>
+          <w:sz w:val="28"/>
+          <w:szCs w:val="28"/>
+        </w:rPr>
+        <w:t>Não sei o que será do homem</w:t>
+      </w:r>
+    </w:p>
+    <w:p>
+      <w:pPr>
+        <w:jc w:val="both"/>
+        <w:rPr>
+          <w:sz w:val="28"/>
+          <w:szCs w:val="28"/>
+        </w:rPr>
+      </w:pPr>
+      <w:r>
+        <w:rPr>
+          <w:sz w:val="28"/>
+          <w:szCs w:val="28"/>
+        </w:rPr>
+        <w:t>Não sei o que será do pensamento</w:t>
+      </w:r>
+    </w:p>
+    <w:p>
+      <w:pPr>
+        <w:jc w:val="both"/>
+        <w:rPr>
+          <w:rFonts w:ascii="Cambria" w:hAnsi="Cambria" w:cs="Aharoni"/>
+          <w:sz w:val="32"/>
+          <w:szCs w:val="32"/>
+          <w:shd w:val="clear" w:color="auto" w:fill="FFFFFF"/>
+        </w:rPr>
+      </w:pPr>
+      <w:r>
+        <w:rPr>
+          <w:rFonts w:ascii="Cambria" w:hAnsi="Cambria" w:cs="Aharoni"/>
+          <w:sz w:val="32"/>
+          <w:szCs w:val="32"/>
+          <w:shd w:val="clear" w:color="auto" w:fill="FFFFFF"/>
+        </w:rPr>
+        <w:t>´---------------- x ----------------´</w:t>
+      </w:r>
+    </w:p>
+    <w:p>
+      <w:pPr>
+        <w:jc w:val="both"/>
+        <w:rPr>
+          <w:sz w:val="28"/>
+          <w:szCs w:val="28"/>
+        </w:rPr>
+      </w:pPr>
+      <w:r>
+        <w:rPr>
+          <w:sz w:val="28"/>
+          <w:szCs w:val="28"/>
+        </w:rPr>
+        <w:t>Há realmente criminosos irrecuperáveis entre nós</w:t>
+      </w:r>
+    </w:p>
+    <w:p>
+      <w:pPr>
+        <w:jc w:val="both"/>
+        <w:rPr>
+          <w:sz w:val="28"/>
+          <w:szCs w:val="28"/>
+        </w:rPr>
+      </w:pPr>
+      <w:r>
+        <w:rPr>
+          <w:sz w:val="28"/>
+          <w:szCs w:val="28"/>
+        </w:rPr>
+        <w:t>Talvez eu seja um</w:t>
+      </w:r>
+    </w:p>
+    <w:p>
+      <w:pPr>
+        <w:jc w:val="both"/>
+        <w:rPr>
+          <w:rFonts w:ascii="Cambria" w:hAnsi="Cambria" w:cs="Aharoni"/>
+          <w:sz w:val="32"/>
+          <w:szCs w:val="32"/>
+          <w:shd w:val="clear" w:color="auto" w:fill="FFFFFF"/>
+        </w:rPr>
+      </w:pPr>
+      <w:r>
+        <w:rPr>
+          <w:rFonts w:ascii="Cambria" w:hAnsi="Cambria" w:cs="Aharoni"/>
+          <w:sz w:val="32"/>
+          <w:szCs w:val="32"/>
+          <w:shd w:val="clear" w:color="auto" w:fill="FFFFFF"/>
+        </w:rPr>
+        <w:t>´---------------- x ----------------´</w:t>
+      </w:r>
+    </w:p>
+    <w:p>
+      <w:pPr>
+        <w:jc w:val="both"/>
+        <w:rPr>
+          <w:sz w:val="28"/>
+          <w:szCs w:val="28"/>
+        </w:rPr>
+      </w:pPr>
+      <w:r>
+        <w:rPr>
+          <w:sz w:val="28"/>
+          <w:szCs w:val="28"/>
+        </w:rPr>
+        <w:t>Talvez, quem sabe?</w:t>
+      </w:r>
+    </w:p>
+    <w:p>
+      <w:pPr>
+        <w:jc w:val="both"/>
+        <w:rPr>
+          <w:sz w:val="28"/>
+          <w:szCs w:val="28"/>
+        </w:rPr>
+      </w:pPr>
+      <w:r>
+        <w:rPr>
+          <w:sz w:val="28"/>
+          <w:szCs w:val="28"/>
+        </w:rPr>
+        <w:t>Daqui há algum tempo a maconha deixe de ser vista como um crime, talvez mude, quem sabe?</w:t>
+      </w:r>
+    </w:p>
+    <w:p>
+      <w:pPr>
+        <w:jc w:val="both"/>
+        <w:rPr>
+          <w:rFonts w:ascii="Cambria" w:hAnsi="Cambria" w:cs="Aharoni"/>
+          <w:sz w:val="32"/>
+          <w:szCs w:val="32"/>
+          <w:shd w:val="clear" w:color="auto" w:fill="FFFFFF"/>
+        </w:rPr>
+      </w:pPr>
+      <w:r>
+        <w:rPr>
+          <w:rFonts w:ascii="Cambria" w:hAnsi="Cambria" w:cs="Aharoni"/>
+          <w:sz w:val="32"/>
+          <w:szCs w:val="32"/>
+          <w:shd w:val="clear" w:color="auto" w:fill="FFFFFF"/>
+        </w:rPr>
+        <w:t>´---------------- x ----------------´</w:t>
+      </w:r>
+    </w:p>
+    <w:p>
+      <w:pPr>
+        <w:jc w:val="both"/>
+        <w:rPr>
+          <w:sz w:val="28"/>
+          <w:szCs w:val="28"/>
+        </w:rPr>
+      </w:pPr>
+      <w:r>
+        <w:rPr>
+          <w:sz w:val="28"/>
+          <w:szCs w:val="28"/>
+        </w:rPr>
+        <w:t>Olhe pequeno, te dizer:</w:t>
+      </w:r>
+    </w:p>
+    <w:p>
+      <w:pPr>
+        <w:jc w:val="both"/>
+        <w:rPr>
+          <w:sz w:val="28"/>
+          <w:szCs w:val="28"/>
+        </w:rPr>
+      </w:pPr>
+      <w:r>
+        <w:rPr>
+          <w:sz w:val="28"/>
+          <w:szCs w:val="28"/>
+        </w:rPr>
+        <w:t>Não sei o futuro, sei que o tempo engana a gente, sei que não se pode prometer nada, mesmo assim, te garanto: Sou e sempre serei teu pai, estarei sempre contigo</w:t>
+      </w:r>
+    </w:p>
+    <w:p>
+      <w:pPr>
+        <w:jc w:val="both"/>
+        <w:rPr>
+          <w:rFonts w:ascii="Cambria" w:hAnsi="Cambria" w:cs="Aharoni"/>
+          <w:sz w:val="32"/>
+          <w:szCs w:val="32"/>
+          <w:shd w:val="clear" w:color="auto" w:fill="FFFFFF"/>
+        </w:rPr>
+      </w:pPr>
+      <w:r>
+        <w:rPr>
+          <w:rFonts w:ascii="Cambria" w:hAnsi="Cambria" w:cs="Aharoni"/>
+          <w:sz w:val="32"/>
+          <w:szCs w:val="32"/>
+          <w:shd w:val="clear" w:color="auto" w:fill="FFFFFF"/>
+        </w:rPr>
+        <w:t>´---------------- x ----------------´</w:t>
+      </w:r>
+    </w:p>
+    <w:p>
+      <w:pPr>
+        <w:jc w:val="both"/>
+        <w:rPr>
+          <w:sz w:val="28"/>
+          <w:szCs w:val="28"/>
+        </w:rPr>
+      </w:pPr>
+      <w:r>
+        <w:rPr>
+          <w:sz w:val="28"/>
+          <w:szCs w:val="28"/>
+        </w:rPr>
+        <w:t xml:space="preserve">Digo mais: </w:t>
+      </w:r>
+      <w:proofErr w:type="spellStart"/>
+      <w:r>
+        <w:rPr>
+          <w:sz w:val="28"/>
+          <w:szCs w:val="28"/>
+        </w:rPr>
+        <w:t>Suaninha</w:t>
+      </w:r>
+      <w:proofErr w:type="spellEnd"/>
+      <w:r>
+        <w:rPr>
+          <w:sz w:val="28"/>
+          <w:szCs w:val="28"/>
+        </w:rPr>
+        <w:t xml:space="preserve"> sempre será tua irmã e vovó Leila sempre será tua mãe, independente do teste de DNA</w:t>
+      </w:r>
+    </w:p>
+    <w:p>
+      <w:pPr>
+        <w:jc w:val="both"/>
+        <w:rPr>
+          <w:rFonts w:ascii="Cambria" w:hAnsi="Cambria" w:cs="Aharoni"/>
+          <w:sz w:val="32"/>
+          <w:szCs w:val="32"/>
+          <w:shd w:val="clear" w:color="auto" w:fill="FFFFFF"/>
+        </w:rPr>
+      </w:pPr>
+      <w:r>
+        <w:rPr>
+          <w:rFonts w:ascii="Cambria" w:hAnsi="Cambria" w:cs="Aharoni"/>
+          <w:sz w:val="32"/>
+          <w:szCs w:val="32"/>
+          <w:shd w:val="clear" w:color="auto" w:fill="FFFFFF"/>
+        </w:rPr>
+        <w:t>´---------------- x ----------------´</w:t>
+      </w:r>
+    </w:p>
+    <w:p>
+      <w:pPr>
+        <w:jc w:val="both"/>
+        <w:rPr>
+          <w:sz w:val="28"/>
+          <w:szCs w:val="28"/>
+        </w:rPr>
+      </w:pPr>
+      <w:r>
+        <w:rPr>
+          <w:sz w:val="28"/>
+          <w:szCs w:val="28"/>
+        </w:rPr>
+        <w:t>Tua mãe espremeu a compreensão que tem do mundo, das pessoas e seus valores nos limites da matéria, que pena, é realmente uma ilusão achar que há razões e explicações materiais pra tudo</w:t>
+      </w:r>
+    </w:p>
+    <w:p>
+      <w:pPr>
+        <w:jc w:val="both"/>
+        <w:rPr>
+          <w:rFonts w:ascii="Cambria" w:hAnsi="Cambria" w:cs="Aharoni"/>
+          <w:sz w:val="32"/>
+          <w:szCs w:val="32"/>
+          <w:shd w:val="clear" w:color="auto" w:fill="FFFFFF"/>
+        </w:rPr>
+      </w:pPr>
+      <w:r>
+        <w:rPr>
+          <w:rFonts w:ascii="Cambria" w:hAnsi="Cambria" w:cs="Aharoni"/>
+          <w:sz w:val="32"/>
+          <w:szCs w:val="32"/>
+          <w:shd w:val="clear" w:color="auto" w:fill="FFFFFF"/>
+        </w:rPr>
+        <w:t>´---------------- x ----------------´</w:t>
+      </w:r>
+    </w:p>
+    <w:p>
+      <w:pPr>
+        <w:jc w:val="both"/>
+        <w:rPr>
+          <w:rFonts w:ascii="Cambria" w:hAnsi="Cambria" w:cs="Aharoni"/>
+          <w:sz w:val="32"/>
+          <w:szCs w:val="32"/>
+          <w:shd w:val="clear" w:color="auto" w:fill="FFFFFF"/>
+        </w:rPr>
+      </w:pPr>
+      <w:r>
+        <w:rPr>
+          <w:rFonts w:ascii="Cambria" w:hAnsi="Cambria" w:cs="Aharoni"/>
+          <w:sz w:val="32"/>
+          <w:szCs w:val="32"/>
+          <w:shd w:val="clear" w:color="auto" w:fill="FFFFFF"/>
+        </w:rPr>
+        <w:t>Deus existe, sim, mas não é nada disso que dizem</w:t>
+      </w:r>
+    </w:p>
+    <w:p>
+      <w:pPr>
+        <w:jc w:val="both"/>
+        <w:rPr>
+          <w:sz w:val="28"/>
+          <w:szCs w:val="28"/>
+        </w:rPr>
+      </w:pPr>
+      <w:r>
+        <w:rPr>
+          <w:sz w:val="28"/>
+          <w:szCs w:val="28"/>
+        </w:rPr>
+        <w:lastRenderedPageBreak/>
+        <w:t>A palavra de Deus está escrita no coração de cada um, ele é realmente onipresente, ele está em cada ser, podemos ouvi-lo, podemos vê-lo, consulta-lo conversar e contar com ele, não é fé, é confiança, é lucidez, é pureza, é arte</w:t>
+      </w:r>
+    </w:p>
+    <w:p>
+      <w:pPr>
+        <w:jc w:val="both"/>
+        <w:rPr>
+          <w:rFonts w:ascii="Cambria" w:hAnsi="Cambria" w:cs="Aharoni"/>
+          <w:sz w:val="32"/>
+          <w:szCs w:val="32"/>
+          <w:shd w:val="clear" w:color="auto" w:fill="FFFFFF"/>
+        </w:rPr>
+      </w:pPr>
+      <w:r>
+        <w:rPr>
+          <w:rFonts w:ascii="Cambria" w:hAnsi="Cambria" w:cs="Aharoni"/>
+          <w:sz w:val="32"/>
+          <w:szCs w:val="32"/>
+          <w:shd w:val="clear" w:color="auto" w:fill="FFFFFF"/>
+        </w:rPr>
+        <w:t>´---------------- x ----------------´</w:t>
+      </w:r>
+    </w:p>
+    <w:p>
+      <w:pPr>
+        <w:jc w:val="both"/>
+        <w:rPr>
+          <w:sz w:val="28"/>
+          <w:szCs w:val="28"/>
+        </w:rPr>
+      </w:pPr>
+      <w:r>
+        <w:rPr>
+          <w:sz w:val="28"/>
+          <w:szCs w:val="28"/>
+        </w:rPr>
+        <w:t>Mundo cão</w:t>
+      </w:r>
+    </w:p>
+    <w:p>
+      <w:pPr>
+        <w:jc w:val="both"/>
+        <w:rPr>
+          <w:sz w:val="28"/>
+          <w:szCs w:val="28"/>
+        </w:rPr>
+      </w:pPr>
+      <w:r>
+        <w:rPr>
+          <w:sz w:val="28"/>
+          <w:szCs w:val="28"/>
+        </w:rPr>
+        <w:t xml:space="preserve"> Saiba que “tudo que passa na frente, no centro fica de lado”</w:t>
+      </w:r>
+    </w:p>
+    <w:p>
+      <w:pPr>
+        <w:jc w:val="both"/>
+        <w:rPr>
+          <w:sz w:val="28"/>
+          <w:szCs w:val="28"/>
+        </w:rPr>
+      </w:pPr>
+      <w:r>
+        <w:rPr>
+          <w:sz w:val="28"/>
+          <w:szCs w:val="28"/>
+        </w:rPr>
+        <w:t>Saiba que não corres perigo estendendo a mão aos remanescentes</w:t>
+      </w:r>
+    </w:p>
+    <w:p>
+      <w:pPr>
+        <w:jc w:val="both"/>
+        <w:rPr>
+          <w:rFonts w:ascii="Cambria" w:hAnsi="Cambria" w:cs="Aharoni"/>
+          <w:sz w:val="32"/>
+          <w:szCs w:val="32"/>
+          <w:shd w:val="clear" w:color="auto" w:fill="FFFFFF"/>
+        </w:rPr>
+      </w:pPr>
+      <w:r>
+        <w:rPr>
+          <w:rFonts w:ascii="Cambria" w:hAnsi="Cambria" w:cs="Aharoni"/>
+          <w:sz w:val="32"/>
+          <w:szCs w:val="32"/>
+          <w:shd w:val="clear" w:color="auto" w:fill="FFFFFF"/>
+        </w:rPr>
+        <w:t>´---------------- x ----------------´</w:t>
+      </w:r>
+    </w:p>
+    <w:p>
+      <w:pPr>
+        <w:jc w:val="both"/>
+        <w:rPr>
+          <w:sz w:val="28"/>
+          <w:szCs w:val="28"/>
+        </w:rPr>
+      </w:pPr>
+      <w:r>
+        <w:rPr>
+          <w:sz w:val="28"/>
+          <w:szCs w:val="28"/>
+        </w:rPr>
+        <w:t>Há 3 degraus no caminho, 3 degraus dividem o mundo em dois</w:t>
+      </w:r>
+    </w:p>
+    <w:p>
+      <w:pPr>
+        <w:jc w:val="both"/>
+        <w:rPr>
+          <w:rFonts w:ascii="Cambria" w:hAnsi="Cambria" w:cs="Aharoni"/>
+          <w:sz w:val="32"/>
+          <w:szCs w:val="32"/>
+          <w:shd w:val="clear" w:color="auto" w:fill="FFFFFF"/>
+        </w:rPr>
+      </w:pPr>
+      <w:r>
+        <w:rPr>
+          <w:rFonts w:ascii="Cambria" w:hAnsi="Cambria" w:cs="Aharoni"/>
+          <w:sz w:val="32"/>
+          <w:szCs w:val="32"/>
+          <w:shd w:val="clear" w:color="auto" w:fill="FFFFFF"/>
+        </w:rPr>
+        <w:t>´---------------- x ----------------´</w:t>
+      </w:r>
+    </w:p>
+    <w:p>
+      <w:pPr>
+        <w:jc w:val="both"/>
+        <w:rPr>
+          <w:sz w:val="28"/>
+          <w:szCs w:val="28"/>
+        </w:rPr>
+      </w:pPr>
+      <w:r>
+        <w:rPr>
+          <w:sz w:val="28"/>
+          <w:szCs w:val="28"/>
+        </w:rPr>
+        <w:t>Isso aqui é um inferno</w:t>
+      </w:r>
+    </w:p>
+    <w:p>
+      <w:pPr>
+        <w:jc w:val="both"/>
+        <w:rPr>
+          <w:sz w:val="28"/>
+          <w:szCs w:val="28"/>
+        </w:rPr>
+      </w:pPr>
+      <w:r>
+        <w:rPr>
+          <w:sz w:val="28"/>
+          <w:szCs w:val="28"/>
+        </w:rPr>
+        <w:t>É a coleta que transbordou dessas cabeças de merda</w:t>
+      </w:r>
+    </w:p>
+    <w:p>
+      <w:pPr>
+        <w:jc w:val="both"/>
+        <w:rPr>
+          <w:rFonts w:ascii="Cambria" w:hAnsi="Cambria" w:cs="Aharoni"/>
+          <w:sz w:val="32"/>
+          <w:szCs w:val="32"/>
+          <w:shd w:val="clear" w:color="auto" w:fill="FFFFFF"/>
+        </w:rPr>
+      </w:pPr>
+      <w:r>
+        <w:rPr>
+          <w:rFonts w:ascii="Cambria" w:hAnsi="Cambria" w:cs="Aharoni"/>
+          <w:sz w:val="32"/>
+          <w:szCs w:val="32"/>
+          <w:shd w:val="clear" w:color="auto" w:fill="FFFFFF"/>
+        </w:rPr>
+        <w:t>´---------------- x ----------------´</w:t>
+      </w:r>
+    </w:p>
+    <w:p>
+      <w:pPr>
+        <w:jc w:val="both"/>
+        <w:rPr>
+          <w:sz w:val="28"/>
+          <w:szCs w:val="28"/>
+        </w:rPr>
+      </w:pPr>
+      <w:r>
+        <w:rPr>
+          <w:sz w:val="28"/>
+          <w:szCs w:val="28"/>
+        </w:rPr>
+        <w:t>É uma tremenda covardia, cada um tem uma lei na cabeça, cada um tem seus valores, não foi certamente, como se vê,</w:t>
       </w:r>
       <w:r>
         <w:rPr>
@@ -2242,1912 +4265,131 @@
           <w:sz w:val="28"/>
           <w:szCs w:val="28"/>
         </w:rPr>
-        <w:t>que ir pra frente</w:t>
-      </w:r>
-    </w:p>
-    <w:p>
-      <w:pPr>
-        <w:jc w:val="both"/>
-        <w:rPr>
-          <w:sz w:val="28"/>
-          <w:szCs w:val="28"/>
-        </w:rPr>
-      </w:pPr>
-      <w:r>
-        <w:rPr>
-          <w:sz w:val="28"/>
-          <w:szCs w:val="28"/>
-        </w:rPr>
-        <w:t>´---------------- x ----------------´</w:t>
-      </w:r>
-    </w:p>
-    <w:p>
-      <w:pPr>
-        <w:jc w:val="both"/>
-        <w:rPr>
-          <w:sz w:val="28"/>
-          <w:szCs w:val="28"/>
-        </w:rPr>
-      </w:pPr>
-      <w:r>
-        <w:rPr>
-          <w:sz w:val="28"/>
-          <w:szCs w:val="28"/>
-        </w:rPr>
-        <w:t xml:space="preserve">Como aquele canoeiro de quem herdei a sina </w:t>
-      </w:r>
-      <w:r>
-        <w:rPr>
-          <w:sz w:val="28"/>
-          <w:szCs w:val="28"/>
-        </w:rPr>
-        <w:t>d</w:t>
-      </w:r>
-      <w:r>
-        <w:rPr>
-          <w:sz w:val="28"/>
-          <w:szCs w:val="28"/>
-        </w:rPr>
-        <w:t>e navegar nesse rio</w:t>
-      </w:r>
-    </w:p>
-    <w:p>
-      <w:pPr>
-        <w:jc w:val="both"/>
-        <w:rPr>
-          <w:sz w:val="28"/>
-          <w:szCs w:val="28"/>
-        </w:rPr>
-      </w:pPr>
-      <w:r>
-        <w:rPr>
-          <w:sz w:val="28"/>
-          <w:szCs w:val="28"/>
-        </w:rPr>
-        <w:t>´---------------- x ----------------´</w:t>
-      </w:r>
-    </w:p>
-    <w:p>
-      <w:pPr>
-        <w:jc w:val="both"/>
-        <w:rPr>
-          <w:sz w:val="28"/>
-          <w:szCs w:val="28"/>
-        </w:rPr>
-      </w:pPr>
-      <w:r>
-        <w:rPr>
-          <w:sz w:val="28"/>
-          <w:szCs w:val="28"/>
-        </w:rPr>
-        <w:t>Dentro de mim nunca morre tua presença, legítima defesa crio. “porque sou muito vivo, VIVO”</w:t>
-      </w:r>
-    </w:p>
-    <w:p>
-      <w:pPr>
-        <w:jc w:val="both"/>
-        <w:rPr>
-          <w:sz w:val="28"/>
-          <w:szCs w:val="28"/>
-        </w:rPr>
-      </w:pPr>
-      <w:r>
-        <w:rPr>
-          <w:sz w:val="28"/>
-          <w:szCs w:val="28"/>
-        </w:rPr>
-        <w:t>´---------------- x ----------------´</w:t>
-      </w:r>
-    </w:p>
-    <w:p>
-      <w:pPr>
-        <w:jc w:val="both"/>
-        <w:rPr>
-          <w:sz w:val="28"/>
-          <w:szCs w:val="28"/>
-        </w:rPr>
-      </w:pPr>
-      <w:r>
-        <w:rPr>
-          <w:sz w:val="28"/>
-          <w:szCs w:val="28"/>
-        </w:rPr>
-        <w:t>“só se eu tiver morto, só assim”</w:t>
-      </w:r>
-    </w:p>
-    <w:p>
-      <w:pPr>
-        <w:jc w:val="both"/>
-        <w:rPr>
-          <w:sz w:val="28"/>
-          <w:szCs w:val="28"/>
-        </w:rPr>
-      </w:pPr>
-      <w:r>
-        <w:rPr>
-          <w:sz w:val="28"/>
-          <w:szCs w:val="28"/>
-        </w:rPr>
-        <w:t>E talvez, nem assim</w:t>
-      </w:r>
-    </w:p>
-    <w:p>
-      <w:pPr>
-        <w:jc w:val="both"/>
-        <w:rPr>
-          <w:sz w:val="28"/>
-          <w:szCs w:val="28"/>
-        </w:rPr>
-      </w:pPr>
-      <w:r>
-        <w:rPr>
-          <w:sz w:val="28"/>
-          <w:szCs w:val="28"/>
-        </w:rPr>
-        <w:t>´---------------- x ----------------´</w:t>
-      </w:r>
-    </w:p>
-    <w:p>
-      <w:pPr>
-        <w:jc w:val="both"/>
-        <w:rPr>
-          <w:sz w:val="28"/>
-          <w:szCs w:val="28"/>
-        </w:rPr>
-      </w:pPr>
-      <w:r>
-        <w:rPr>
-          <w:sz w:val="28"/>
-          <w:szCs w:val="28"/>
-        </w:rPr>
-        <w:t>O amor pra mim hoje é uma música triste, um quadro, uma lembrança, uma úlcera</w:t>
-      </w:r>
-    </w:p>
-    <w:p>
-      <w:pPr>
-        <w:jc w:val="both"/>
-        <w:rPr>
-          <w:sz w:val="28"/>
-          <w:szCs w:val="28"/>
-        </w:rPr>
-      </w:pPr>
-      <w:r>
-        <w:rPr>
-          <w:sz w:val="28"/>
-          <w:szCs w:val="28"/>
-        </w:rPr>
-        <w:t>´---------------- x ----------------´</w:t>
-      </w:r>
-    </w:p>
-    <w:p>
-      <w:pPr>
-        <w:jc w:val="both"/>
-        <w:rPr>
-          <w:sz w:val="28"/>
-          <w:szCs w:val="28"/>
-        </w:rPr>
-      </w:pPr>
-      <w:r>
-        <w:rPr>
-          <w:sz w:val="28"/>
-          <w:szCs w:val="28"/>
-        </w:rPr>
-        <w:t>Ironia do destino, a arte que sempre foi tão fútil, olhos dos homens que vivem presos aos problemas da pele do chão, apresentar-se agora, dessa maneira nítida, esmagadora, superior, invencível, feito a carta da manga. Grades não podem me prender, ignorância não consegue me podar, violência não me oprime, covardia não corrompe meu caráter, miséria não me empobrece e da tristeza e da incompreensão faço pinturas.</w:t>
-      </w:r>
-    </w:p>
-    <w:p>
-      <w:pPr>
-        <w:jc w:val="both"/>
-        <w:rPr>
-          <w:sz w:val="28"/>
-          <w:szCs w:val="28"/>
-        </w:rPr>
-      </w:pPr>
-      <w:r>
-        <w:rPr>
-          <w:sz w:val="28"/>
-          <w:szCs w:val="28"/>
-        </w:rPr>
-        <w:t>´---------------- x ----------------´</w:t>
-      </w:r>
-    </w:p>
-    <w:p>
-      <w:pPr>
-        <w:jc w:val="both"/>
-        <w:rPr>
-          <w:sz w:val="28"/>
-          <w:szCs w:val="28"/>
-        </w:rPr>
-      </w:pPr>
-      <w:r>
-        <w:rPr>
-          <w:sz w:val="28"/>
-          <w:szCs w:val="28"/>
-        </w:rPr>
-        <w:t>Dentro de mim mora um guerreiro lúcido, sobrevoa ideias e pensamentos, extrapola estreitos limites do real sem roubar, ou roubando bem nesse jogo</w:t>
-      </w:r>
-    </w:p>
-    <w:p>
-      <w:pPr>
-        <w:jc w:val="both"/>
-        <w:rPr>
-          <w:sz w:val="28"/>
-          <w:szCs w:val="28"/>
-        </w:rPr>
-      </w:pPr>
-      <w:r>
-        <w:rPr>
-          <w:sz w:val="28"/>
-          <w:szCs w:val="28"/>
-        </w:rPr>
-        <w:t>´---------------- x ----------------´</w:t>
-      </w:r>
-    </w:p>
-    <w:p>
-      <w:pPr>
-        <w:jc w:val="both"/>
-        <w:rPr>
-          <w:sz w:val="28"/>
-          <w:szCs w:val="28"/>
-        </w:rPr>
-      </w:pPr>
-      <w:r>
-        <w:rPr>
-          <w:sz w:val="28"/>
-          <w:szCs w:val="28"/>
+        <w:t>de família que aprendi a lealdade, diz pra mim, em quem confiar?</w:t>
+      </w:r>
+    </w:p>
+    <w:p>
+      <w:pPr>
+        <w:jc w:val="both"/>
+        <w:rPr>
+          <w:rFonts w:ascii="Cambria" w:hAnsi="Cambria" w:cs="Aharoni"/>
+          <w:sz w:val="32"/>
+          <w:szCs w:val="32"/>
+          <w:shd w:val="clear" w:color="auto" w:fill="FFFFFF"/>
+        </w:rPr>
+      </w:pPr>
+      <w:r>
+        <w:rPr>
+          <w:rFonts w:ascii="Cambria" w:hAnsi="Cambria" w:cs="Aharoni"/>
+          <w:sz w:val="32"/>
+          <w:szCs w:val="32"/>
+          <w:shd w:val="clear" w:color="auto" w:fill="FFFFFF"/>
+        </w:rPr>
+        <w:t>´---------------- x ----------------´</w:t>
+      </w:r>
+    </w:p>
+    <w:p>
+      <w:pPr>
+        <w:jc w:val="both"/>
+        <w:rPr>
+          <w:sz w:val="28"/>
+          <w:szCs w:val="28"/>
+        </w:rPr>
+      </w:pPr>
+      <w:r>
+        <w:rPr>
+          <w:sz w:val="28"/>
+          <w:szCs w:val="28"/>
+        </w:rPr>
+        <w:t>Hoje é quarta feira, a visita já foi</w:t>
+      </w:r>
+    </w:p>
+    <w:p>
+      <w:pPr>
+        <w:jc w:val="both"/>
+        <w:rPr>
+          <w:sz w:val="28"/>
+          <w:szCs w:val="28"/>
+        </w:rPr>
+      </w:pPr>
+      <w:r>
+        <w:rPr>
+          <w:sz w:val="28"/>
+          <w:szCs w:val="28"/>
+        </w:rPr>
+        <w:t>A cadeia é dura, é um desafio à lucidez, ao controle emocional, à inteligência, ao caráter. Aqui a gente aprende a olhar as coisas do jeito que as coisas são.</w:t>
+      </w:r>
+    </w:p>
+    <w:p>
+      <w:pPr>
+        <w:jc w:val="both"/>
+        <w:rPr>
+          <w:sz w:val="28"/>
+          <w:szCs w:val="28"/>
+        </w:rPr>
+      </w:pPr>
+      <w:r>
+        <w:rPr>
+          <w:sz w:val="28"/>
+          <w:szCs w:val="28"/>
+        </w:rPr>
+        <w:t>Malandro bom aprender não ver</w:t>
+      </w:r>
+    </w:p>
+    <w:p>
+      <w:pPr>
+        <w:jc w:val="both"/>
+        <w:rPr>
+          <w:rFonts w:ascii="Cambria" w:hAnsi="Cambria" w:cs="Aharoni"/>
+          <w:sz w:val="32"/>
+          <w:szCs w:val="32"/>
+          <w:shd w:val="clear" w:color="auto" w:fill="FFFFFF"/>
+        </w:rPr>
+      </w:pPr>
+      <w:r>
+        <w:rPr>
+          <w:rFonts w:ascii="Cambria" w:hAnsi="Cambria" w:cs="Aharoni"/>
+          <w:sz w:val="32"/>
+          <w:szCs w:val="32"/>
+          <w:shd w:val="clear" w:color="auto" w:fill="FFFFFF"/>
+        </w:rPr>
+        <w:t>´---------------- x ----------------´</w:t>
+      </w:r>
+    </w:p>
+    <w:p>
+      <w:pPr>
+        <w:jc w:val="both"/>
+        <w:rPr>
+          <w:sz w:val="28"/>
+          <w:szCs w:val="28"/>
+        </w:rPr>
+      </w:pPr>
+      <w:r>
+        <w:rPr>
+          <w:sz w:val="28"/>
+          <w:szCs w:val="28"/>
+        </w:rPr>
+        <w:t>Imagine ilustres pessoas comendo churrasco, beira da piscina</w:t>
+      </w:r>
+    </w:p>
+    <w:p>
+      <w:pPr>
+        <w:jc w:val="both"/>
+        <w:rPr>
+          <w:rFonts w:ascii="Cambria" w:hAnsi="Cambria" w:cs="Aharoni"/>
+          <w:sz w:val="32"/>
+          <w:szCs w:val="32"/>
+          <w:shd w:val="clear" w:color="auto" w:fill="FFFFFF"/>
+        </w:rPr>
+      </w:pPr>
+      <w:r>
+        <w:rPr>
+          <w:rFonts w:ascii="Cambria" w:hAnsi="Cambria" w:cs="Aharoni"/>
+          <w:sz w:val="32"/>
+          <w:szCs w:val="32"/>
+          <w:shd w:val="clear" w:color="auto" w:fill="FFFFFF"/>
         </w:rPr>
         <w:lastRenderedPageBreak/>
-        <w:t>A teoria fundamental do lucro reza através de seus quatro postulados</w:t>
-      </w:r>
-      <w:r>
-        <w:rPr>
-          <w:sz w:val="28"/>
-          <w:szCs w:val="28"/>
-        </w:rPr>
-        <w:t xml:space="preserve"> fundamentais</w:t>
-      </w:r>
-      <w:r>
-        <w:rPr>
-          <w:sz w:val="28"/>
-          <w:szCs w:val="28"/>
-        </w:rPr>
-        <w:t xml:space="preserve"> que toda forma de lucro é maquiada, ou explicitamente um dos 4:</w:t>
-      </w:r>
-    </w:p>
-    <w:p>
-      <w:pPr>
-        <w:jc w:val="both"/>
-        <w:rPr>
-          <w:sz w:val="28"/>
-          <w:szCs w:val="28"/>
-        </w:rPr>
-      </w:pPr>
-      <w:r>
-        <w:rPr>
-          <w:sz w:val="28"/>
-          <w:szCs w:val="28"/>
-        </w:rPr>
-        <w:t>Comprar e não pagar</w:t>
-      </w:r>
-    </w:p>
-    <w:p>
-      <w:pPr>
-        <w:jc w:val="both"/>
-        <w:rPr>
-          <w:sz w:val="28"/>
-          <w:szCs w:val="28"/>
-        </w:rPr>
-      </w:pPr>
-      <w:r>
-        <w:rPr>
-          <w:sz w:val="28"/>
-          <w:szCs w:val="28"/>
-        </w:rPr>
-        <w:t>Vender e não entregar</w:t>
-      </w:r>
-    </w:p>
-    <w:p>
-      <w:pPr>
-        <w:jc w:val="both"/>
-        <w:rPr>
-          <w:sz w:val="28"/>
-          <w:szCs w:val="28"/>
-        </w:rPr>
-      </w:pPr>
-      <w:r>
-        <w:rPr>
-          <w:sz w:val="28"/>
-          <w:szCs w:val="28"/>
-        </w:rPr>
-        <w:t>Receber sem trabalhar</w:t>
-      </w:r>
-    </w:p>
-    <w:p>
-      <w:pPr>
-        <w:jc w:val="both"/>
-        <w:rPr>
-          <w:sz w:val="28"/>
-          <w:szCs w:val="28"/>
-        </w:rPr>
-      </w:pPr>
-      <w:r>
-        <w:rPr>
-          <w:sz w:val="28"/>
-          <w:szCs w:val="28"/>
-        </w:rPr>
-        <w:t>Só investir o dinheiro dos outros</w:t>
-      </w:r>
-    </w:p>
-    <w:p>
-      <w:pPr>
-        <w:jc w:val="both"/>
-        <w:rPr>
-          <w:sz w:val="28"/>
-          <w:szCs w:val="28"/>
-        </w:rPr>
-      </w:pPr>
-      <w:r>
-        <w:rPr>
-          <w:sz w:val="28"/>
-          <w:szCs w:val="28"/>
-        </w:rPr>
-        <w:t>Sempre respeitando o postulado principal, o postulado zero</w:t>
-      </w:r>
-    </w:p>
-    <w:p>
-      <w:pPr>
-        <w:jc w:val="both"/>
-        <w:rPr>
-          <w:sz w:val="28"/>
-          <w:szCs w:val="28"/>
-        </w:rPr>
-      </w:pPr>
-      <w:r>
-        <w:rPr>
-          <w:sz w:val="28"/>
-          <w:szCs w:val="28"/>
-        </w:rPr>
-        <w:t>O negócio bom, é bom pros dois.</w:t>
-      </w:r>
-    </w:p>
-    <w:p>
-      <w:pPr>
-        <w:jc w:val="both"/>
-        <w:rPr>
-          <w:sz w:val="28"/>
-          <w:szCs w:val="28"/>
-        </w:rPr>
-      </w:pPr>
-      <w:r>
-        <w:rPr>
-          <w:sz w:val="28"/>
-          <w:szCs w:val="28"/>
-        </w:rPr>
-        <w:t>´---------------- x ----------------´</w:t>
-      </w:r>
-    </w:p>
-    <w:p>
-      <w:pPr>
-        <w:jc w:val="both"/>
-        <w:rPr>
-          <w:sz w:val="28"/>
-          <w:szCs w:val="28"/>
-        </w:rPr>
-      </w:pPr>
-      <w:r>
-        <w:rPr>
-          <w:sz w:val="28"/>
-          <w:szCs w:val="28"/>
-        </w:rPr>
-        <w:t>Dos espinhos do destino faço versos, o artista alimenta-se dessa tanta estupidez naturalmente é ...</w:t>
-      </w:r>
-    </w:p>
-    <w:p>
-      <w:pPr>
-        <w:jc w:val="both"/>
-        <w:rPr>
-          <w:sz w:val="28"/>
-          <w:szCs w:val="28"/>
-        </w:rPr>
-      </w:pPr>
-      <w:r>
-        <w:rPr>
-          <w:sz w:val="28"/>
-          <w:szCs w:val="28"/>
-        </w:rPr>
-        <w:t>´---------------- x ----------------´</w:t>
-      </w:r>
-    </w:p>
-    <w:p>
-      <w:pPr>
-        <w:jc w:val="both"/>
-        <w:rPr>
-          <w:sz w:val="28"/>
-          <w:szCs w:val="28"/>
-        </w:rPr>
-      </w:pPr>
-      <w:r>
-        <w:rPr>
-          <w:sz w:val="28"/>
-          <w:szCs w:val="28"/>
-        </w:rPr>
-        <w:t>Está provado, arte não engorda e os gordos não passam na grade</w:t>
-      </w:r>
-    </w:p>
-    <w:p>
-      <w:pPr>
-        <w:jc w:val="both"/>
-        <w:rPr>
-          <w:sz w:val="28"/>
-          <w:szCs w:val="28"/>
-        </w:rPr>
-      </w:pPr>
-      <w:r>
-        <w:rPr>
-          <w:sz w:val="28"/>
-          <w:szCs w:val="28"/>
-        </w:rPr>
-        <w:t>´---------------- x ----------------´</w:t>
-      </w:r>
-    </w:p>
-    <w:p>
-      <w:pPr>
-        <w:jc w:val="both"/>
-        <w:rPr>
-          <w:sz w:val="28"/>
-          <w:szCs w:val="28"/>
-        </w:rPr>
-      </w:pPr>
-      <w:r>
-        <w:rPr>
-          <w:sz w:val="28"/>
-          <w:szCs w:val="28"/>
-        </w:rPr>
-        <w:t>Cada dia que passa na cadeia é um dia sobrevivido</w:t>
-      </w:r>
-    </w:p>
-    <w:p>
-      <w:pPr>
-        <w:jc w:val="both"/>
-        <w:rPr>
-          <w:sz w:val="28"/>
-          <w:szCs w:val="28"/>
-        </w:rPr>
-      </w:pPr>
-      <w:r>
-        <w:rPr>
-          <w:sz w:val="28"/>
-          <w:szCs w:val="28"/>
-        </w:rPr>
-        <w:t>´---------------- x ----------------´</w:t>
-      </w:r>
-    </w:p>
-    <w:p>
-      <w:pPr>
-        <w:jc w:val="both"/>
-        <w:rPr>
-          <w:sz w:val="28"/>
-          <w:szCs w:val="28"/>
-        </w:rPr>
-      </w:pPr>
-      <w:r>
-        <w:rPr>
-          <w:sz w:val="28"/>
-          <w:szCs w:val="28"/>
-        </w:rPr>
-        <w:t>Tanta coisa minha cabeça, milhões de segredos por segundo</w:t>
-      </w:r>
-    </w:p>
-    <w:p>
-      <w:pPr>
-        <w:jc w:val="both"/>
-        <w:rPr>
-          <w:rFonts w:ascii="Cambria" w:hAnsi="Cambria" w:cs="Aharoni"/>
-          <w:sz w:val="32"/>
-          <w:szCs w:val="32"/>
-          <w:shd w:val="clear" w:color="auto" w:fill="FFFFFF"/>
-        </w:rPr>
-      </w:pPr>
-      <w:r>
-        <w:rPr>
-          <w:rFonts w:ascii="Cambria" w:hAnsi="Cambria" w:cs="Aharoni"/>
-          <w:sz w:val="32"/>
-          <w:szCs w:val="32"/>
-          <w:shd w:val="clear" w:color="auto" w:fill="FFFFFF"/>
-        </w:rPr>
-        <w:t>´---------------- x ----------------´</w:t>
-      </w:r>
-    </w:p>
-    <w:p>
-      <w:pPr>
-        <w:jc w:val="both"/>
-        <w:rPr>
-          <w:sz w:val="28"/>
-          <w:szCs w:val="28"/>
-        </w:rPr>
-      </w:pPr>
-      <w:r>
-        <w:rPr>
-          <w:sz w:val="28"/>
-          <w:szCs w:val="28"/>
-        </w:rPr>
-        <w:t>Às vezes tenho até dúvida, a linha que divide os lúcidos e os loucos, saberei voltar?</w:t>
-      </w:r>
-    </w:p>
-    <w:p>
-      <w:pPr>
-        <w:jc w:val="both"/>
-        <w:rPr>
-          <w:rFonts w:ascii="Cambria" w:hAnsi="Cambria" w:cs="Aharoni"/>
-          <w:sz w:val="32"/>
-          <w:szCs w:val="32"/>
-          <w:shd w:val="clear" w:color="auto" w:fill="FFFFFF"/>
-        </w:rPr>
-      </w:pPr>
-      <w:r>
-        <w:rPr>
-          <w:rFonts w:ascii="Cambria" w:hAnsi="Cambria" w:cs="Aharoni"/>
-          <w:sz w:val="32"/>
-          <w:szCs w:val="32"/>
-          <w:shd w:val="clear" w:color="auto" w:fill="FFFFFF"/>
-        </w:rPr>
-        <w:t>Tem coisas que a gente faz mil vezes e não tem garantia se saberá fazer de novo</w:t>
-      </w:r>
-    </w:p>
-    <w:p>
-      <w:pPr>
-        <w:jc w:val="both"/>
-        <w:rPr>
-          <w:rFonts w:ascii="Cambria" w:hAnsi="Cambria" w:cs="Aharoni"/>
-          <w:sz w:val="32"/>
-          <w:szCs w:val="32"/>
-          <w:shd w:val="clear" w:color="auto" w:fill="FFFFFF"/>
-        </w:rPr>
-      </w:pPr>
-      <w:r>
-        <w:rPr>
-          <w:rFonts w:ascii="Cambria" w:hAnsi="Cambria" w:cs="Aharoni"/>
-          <w:sz w:val="32"/>
-          <w:szCs w:val="32"/>
-          <w:shd w:val="clear" w:color="auto" w:fill="FFFFFF"/>
-        </w:rPr>
-        <w:t>´---------------- x ----------------´</w:t>
-      </w:r>
-    </w:p>
-    <w:p>
-      <w:pPr>
-        <w:jc w:val="both"/>
-        <w:rPr>
-          <w:sz w:val="28"/>
-          <w:szCs w:val="28"/>
-        </w:rPr>
-      </w:pPr>
-      <w:r>
-        <w:rPr>
-          <w:sz w:val="28"/>
-          <w:szCs w:val="28"/>
-        </w:rPr>
-        <w:lastRenderedPageBreak/>
-        <w:t>tipo não existe um princípio da indução finita garantindo num pé, pra realidade eu saber voltar.</w:t>
-      </w:r>
-    </w:p>
-    <w:p>
-      <w:pPr>
-        <w:jc w:val="both"/>
-        <w:rPr>
-          <w:rFonts w:ascii="Cambria" w:hAnsi="Cambria" w:cs="Aharoni"/>
-          <w:sz w:val="32"/>
-          <w:szCs w:val="32"/>
-          <w:shd w:val="clear" w:color="auto" w:fill="FFFFFF"/>
-        </w:rPr>
-      </w:pPr>
-      <w:r>
-        <w:rPr>
-          <w:rFonts w:ascii="Cambria" w:hAnsi="Cambria" w:cs="Aharoni"/>
-          <w:sz w:val="32"/>
-          <w:szCs w:val="32"/>
-          <w:shd w:val="clear" w:color="auto" w:fill="FFFFFF"/>
-        </w:rPr>
-        <w:t>´---------------- x ----------------´</w:t>
-      </w:r>
-    </w:p>
-    <w:p>
-      <w:pPr>
-        <w:jc w:val="both"/>
-        <w:rPr>
-          <w:sz w:val="28"/>
-          <w:szCs w:val="28"/>
-        </w:rPr>
-      </w:pPr>
-      <w:r>
-        <w:rPr>
-          <w:sz w:val="28"/>
-          <w:szCs w:val="28"/>
-        </w:rPr>
-        <w:t xml:space="preserve">Ante ontem teve outra fuga, o Bacana se deu bem, o Índio e o Natã estavam na rua, o Zé Povinho </w:t>
-      </w:r>
-      <w:proofErr w:type="spellStart"/>
-      <w:r>
-        <w:rPr>
-          <w:sz w:val="28"/>
-          <w:szCs w:val="28"/>
-        </w:rPr>
-        <w:t>caguetou</w:t>
-      </w:r>
-      <w:proofErr w:type="spellEnd"/>
-      <w:r>
-        <w:rPr>
-          <w:sz w:val="28"/>
-          <w:szCs w:val="28"/>
-        </w:rPr>
-        <w:t xml:space="preserve"> e enquadraram os dois.</w:t>
-      </w:r>
-    </w:p>
-    <w:p>
-      <w:pPr>
-        <w:jc w:val="both"/>
-        <w:rPr>
-          <w:rFonts w:ascii="Cambria" w:hAnsi="Cambria" w:cs="Aharoni"/>
-          <w:sz w:val="32"/>
-          <w:szCs w:val="32"/>
-          <w:shd w:val="clear" w:color="auto" w:fill="FFFFFF"/>
-        </w:rPr>
-      </w:pPr>
-      <w:r>
-        <w:rPr>
-          <w:rFonts w:ascii="Cambria" w:hAnsi="Cambria" w:cs="Aharoni"/>
-          <w:sz w:val="32"/>
-          <w:szCs w:val="32"/>
-          <w:shd w:val="clear" w:color="auto" w:fill="FFFFFF"/>
-        </w:rPr>
-        <w:t>´---------------- x ----------------´</w:t>
-      </w:r>
-    </w:p>
-    <w:p>
-      <w:pPr>
-        <w:jc w:val="both"/>
-        <w:rPr>
-          <w:sz w:val="28"/>
-          <w:szCs w:val="28"/>
-        </w:rPr>
-      </w:pPr>
-      <w:r>
-        <w:rPr>
-          <w:sz w:val="28"/>
-          <w:szCs w:val="28"/>
-        </w:rPr>
-        <w:t xml:space="preserve">O convívio é a sociedade sem lei, é a lei do bandido, aqui não há democracia. Acho que são 3 meses, não houve nenhuma votação. O </w:t>
-      </w:r>
-      <w:proofErr w:type="spellStart"/>
-      <w:r>
-        <w:rPr>
-          <w:sz w:val="28"/>
-          <w:szCs w:val="28"/>
-        </w:rPr>
-        <w:t>Hippye</w:t>
-      </w:r>
-      <w:proofErr w:type="spellEnd"/>
-      <w:r>
-        <w:rPr>
-          <w:sz w:val="28"/>
-          <w:szCs w:val="28"/>
-        </w:rPr>
-        <w:t xml:space="preserve"> tem poder porque é o pai do barraco, ou porque é malandro, ou porque é criativo, ou porque é sociável, ou sei nem porque;</w:t>
-      </w:r>
-    </w:p>
-    <w:p>
-      <w:pPr>
-        <w:jc w:val="both"/>
-        <w:rPr>
-          <w:rFonts w:ascii="Cambria" w:hAnsi="Cambria" w:cs="Aharoni"/>
-          <w:sz w:val="32"/>
-          <w:szCs w:val="32"/>
-          <w:shd w:val="clear" w:color="auto" w:fill="FFFFFF"/>
-        </w:rPr>
-      </w:pPr>
-      <w:r>
-        <w:rPr>
-          <w:rFonts w:ascii="Cambria" w:hAnsi="Cambria" w:cs="Aharoni"/>
-          <w:sz w:val="32"/>
-          <w:szCs w:val="32"/>
-          <w:shd w:val="clear" w:color="auto" w:fill="FFFFFF"/>
-        </w:rPr>
-        <w:t>´---------------- x ----------------´</w:t>
-      </w:r>
-    </w:p>
-    <w:p>
-      <w:pPr>
-        <w:jc w:val="both"/>
-        <w:rPr>
-          <w:sz w:val="28"/>
-          <w:szCs w:val="28"/>
-        </w:rPr>
-      </w:pPr>
-      <w:r>
-        <w:rPr>
-          <w:sz w:val="28"/>
-          <w:szCs w:val="28"/>
-        </w:rPr>
-        <w:t>Ninguém é meu inimigo, teoricamente há 5 mais antigos que poderiam me dar bonde, na prática, muitas das decisões polêmicas estão sujeitas ... precisa sansão</w:t>
-      </w:r>
-    </w:p>
-    <w:p>
-      <w:pPr>
-        <w:jc w:val="both"/>
-        <w:rPr>
-          <w:rFonts w:ascii="Cambria" w:hAnsi="Cambria" w:cs="Aharoni"/>
-          <w:sz w:val="32"/>
-          <w:szCs w:val="32"/>
-          <w:shd w:val="clear" w:color="auto" w:fill="FFFFFF"/>
-        </w:rPr>
-      </w:pPr>
-      <w:r>
-        <w:rPr>
-          <w:rFonts w:ascii="Cambria" w:hAnsi="Cambria" w:cs="Aharoni"/>
-          <w:sz w:val="32"/>
-          <w:szCs w:val="32"/>
-          <w:shd w:val="clear" w:color="auto" w:fill="FFFFFF"/>
-        </w:rPr>
-        <w:t>´---------------- x ----------------´</w:t>
-      </w:r>
-    </w:p>
-    <w:p>
-      <w:pPr>
-        <w:jc w:val="both"/>
-        <w:rPr>
-          <w:sz w:val="28"/>
-          <w:szCs w:val="28"/>
-        </w:rPr>
-      </w:pPr>
-      <w:r>
-        <w:rPr>
-          <w:sz w:val="28"/>
-          <w:szCs w:val="28"/>
-        </w:rPr>
-        <w:t>A guerra nunca acaba, a incerteza está sempre no ar, a humildade é a do guerreiro, o caminho mais seguro é o do guerreiro e a maneira de seguir é com as sandálias da humildade.</w:t>
-      </w:r>
-    </w:p>
-    <w:p>
-      <w:pPr>
-        <w:jc w:val="both"/>
-        <w:rPr>
-          <w:rFonts w:ascii="Cambria" w:hAnsi="Cambria" w:cs="Aharoni"/>
-          <w:sz w:val="32"/>
-          <w:szCs w:val="32"/>
-          <w:shd w:val="clear" w:color="auto" w:fill="FFFFFF"/>
-        </w:rPr>
-      </w:pPr>
-      <w:r>
-        <w:rPr>
-          <w:rFonts w:ascii="Cambria" w:hAnsi="Cambria" w:cs="Aharoni"/>
-          <w:sz w:val="32"/>
-          <w:szCs w:val="32"/>
-          <w:shd w:val="clear" w:color="auto" w:fill="FFFFFF"/>
-        </w:rPr>
-        <w:t>´---------------- x ----------------´</w:t>
-      </w:r>
-    </w:p>
-    <w:p>
-      <w:pPr>
-        <w:jc w:val="both"/>
-        <w:rPr>
-          <w:sz w:val="28"/>
-          <w:szCs w:val="28"/>
-        </w:rPr>
-      </w:pPr>
-      <w:r>
-        <w:rPr>
-          <w:sz w:val="28"/>
-          <w:szCs w:val="28"/>
-        </w:rPr>
-        <w:t>X em quando dá vontade comer uma coisinha feita no carinho, o bandeco do Ludovico é uma lavagem.</w:t>
-      </w:r>
-    </w:p>
-    <w:p>
-      <w:pPr>
-        <w:jc w:val="both"/>
-        <w:rPr>
-          <w:sz w:val="28"/>
-          <w:szCs w:val="28"/>
-        </w:rPr>
-      </w:pPr>
-      <w:r>
-        <w:rPr>
-          <w:sz w:val="28"/>
-          <w:szCs w:val="28"/>
-        </w:rPr>
-        <w:t xml:space="preserve">Queria sentar numa cadeira, </w:t>
-      </w:r>
-      <w:proofErr w:type="spellStart"/>
-      <w:r>
-        <w:rPr>
-          <w:sz w:val="28"/>
-          <w:szCs w:val="28"/>
-        </w:rPr>
-        <w:t>por</w:t>
-      </w:r>
-      <w:proofErr w:type="spellEnd"/>
-      <w:r>
-        <w:rPr>
-          <w:sz w:val="28"/>
-          <w:szCs w:val="28"/>
-        </w:rPr>
-        <w:t xml:space="preserve"> o pé na outra, tomar uma c</w:t>
-      </w:r>
-      <w:r>
-        <w:rPr>
-          <w:sz w:val="28"/>
-          <w:szCs w:val="28"/>
-        </w:rPr>
-        <w:t>e</w:t>
-      </w:r>
-      <w:r>
-        <w:rPr>
-          <w:sz w:val="28"/>
-          <w:szCs w:val="28"/>
-        </w:rPr>
-        <w:t>rveja bem gelada, ver o sol morrer, observar as pessoas passando, falta pouco. Quinta feira as testemunhas serão ouvidas. Essas pessoas ilustres vão avaliar, decidir entre as categorias que cabem, estreita compreensão, qual conseguem me enquadrar, decidir minha punição. E agora me pergunto, será que no futuro, quando a maconha for liberada, esses ignorantes de paletó vão poder ao menos sentir vontade reparar este erro?</w:t>
-      </w:r>
-    </w:p>
-    <w:p>
-      <w:pPr>
-        <w:jc w:val="both"/>
-        <w:rPr>
-          <w:rFonts w:ascii="Cambria" w:hAnsi="Cambria" w:cs="Aharoni"/>
-          <w:sz w:val="32"/>
-          <w:szCs w:val="32"/>
-          <w:shd w:val="clear" w:color="auto" w:fill="FFFFFF"/>
-        </w:rPr>
-      </w:pPr>
-      <w:r>
-        <w:rPr>
-          <w:rFonts w:ascii="Cambria" w:hAnsi="Cambria" w:cs="Aharoni"/>
-          <w:sz w:val="32"/>
-          <w:szCs w:val="32"/>
-          <w:shd w:val="clear" w:color="auto" w:fill="FFFFFF"/>
-        </w:rPr>
-        <w:t>´---------------- x ----------------´</w:t>
-      </w:r>
-    </w:p>
-    <w:p>
-      <w:pPr>
-        <w:jc w:val="both"/>
-        <w:rPr>
-          <w:sz w:val="28"/>
-          <w:szCs w:val="28"/>
-        </w:rPr>
-      </w:pPr>
-      <w:r>
-        <w:rPr>
-          <w:sz w:val="28"/>
-          <w:szCs w:val="28"/>
-        </w:rPr>
-        <w:lastRenderedPageBreak/>
-        <w:t>É como se a ideia completa fosse um mosaico, tipo esses quadros que não podem ser vistos de perto. Só verá ladrilhos e cada ladrilho é uma ideia em si.</w:t>
-      </w:r>
-    </w:p>
-    <w:p>
-      <w:pPr>
-        <w:jc w:val="both"/>
-        <w:rPr>
-          <w:rFonts w:ascii="Cambria" w:hAnsi="Cambria" w:cs="Aharoni"/>
-          <w:sz w:val="32"/>
-          <w:szCs w:val="32"/>
-          <w:shd w:val="clear" w:color="auto" w:fill="FFFFFF"/>
-        </w:rPr>
-      </w:pPr>
-      <w:r>
-        <w:rPr>
-          <w:rFonts w:ascii="Cambria" w:hAnsi="Cambria" w:cs="Aharoni"/>
-          <w:sz w:val="32"/>
-          <w:szCs w:val="32"/>
-          <w:shd w:val="clear" w:color="auto" w:fill="FFFFFF"/>
-        </w:rPr>
-        <w:t>´---------------- x ----------------´</w:t>
-      </w:r>
-    </w:p>
-    <w:p>
-      <w:pPr>
-        <w:jc w:val="both"/>
-        <w:rPr>
-          <w:sz w:val="28"/>
-          <w:szCs w:val="28"/>
-        </w:rPr>
-      </w:pPr>
-      <w:r>
-        <w:rPr>
-          <w:sz w:val="28"/>
-          <w:szCs w:val="28"/>
-        </w:rPr>
-        <w:t>Amor é uma palavra que a gente usa pra denominar outras coisas que há dentro de nós que não temos força suficiente para referirmo-nos a elas por seus verdadeiros nomes</w:t>
-      </w:r>
-    </w:p>
-    <w:p>
-      <w:pPr>
-        <w:jc w:val="both"/>
-        <w:rPr>
-          <w:rFonts w:ascii="Cambria" w:hAnsi="Cambria" w:cs="Aharoni"/>
-          <w:sz w:val="32"/>
-          <w:szCs w:val="32"/>
-          <w:shd w:val="clear" w:color="auto" w:fill="FFFFFF"/>
-        </w:rPr>
-      </w:pPr>
-      <w:r>
-        <w:rPr>
-          <w:rFonts w:ascii="Cambria" w:hAnsi="Cambria" w:cs="Aharoni"/>
-          <w:sz w:val="32"/>
-          <w:szCs w:val="32"/>
-          <w:shd w:val="clear" w:color="auto" w:fill="FFFFFF"/>
-        </w:rPr>
-        <w:t>´---------------- x ----------------´</w:t>
-      </w:r>
-    </w:p>
-    <w:p>
-      <w:pPr>
-        <w:jc w:val="both"/>
-        <w:rPr>
-          <w:sz w:val="28"/>
-          <w:szCs w:val="28"/>
-        </w:rPr>
-      </w:pPr>
-      <w:r>
-        <w:rPr>
-          <w:sz w:val="28"/>
-          <w:szCs w:val="28"/>
-        </w:rPr>
-        <w:t xml:space="preserve">Vejo que aprendi muita coisa nessa </w:t>
-      </w:r>
-      <w:proofErr w:type="gramStart"/>
-      <w:r>
-        <w:rPr>
-          <w:sz w:val="28"/>
-          <w:szCs w:val="28"/>
-        </w:rPr>
-        <w:t>vida .</w:t>
-      </w:r>
-      <w:proofErr w:type="gramEnd"/>
-    </w:p>
-    <w:p>
-      <w:pPr>
-        <w:jc w:val="both"/>
-        <w:rPr>
-          <w:sz w:val="28"/>
-          <w:szCs w:val="28"/>
-        </w:rPr>
-      </w:pPr>
-      <w:r>
-        <w:rPr>
-          <w:sz w:val="28"/>
-          <w:szCs w:val="28"/>
-        </w:rPr>
-        <w:t xml:space="preserve">Vejo pessoas sábias </w:t>
-      </w:r>
-      <w:r>
-        <w:rPr>
-          <w:sz w:val="28"/>
-          <w:szCs w:val="28"/>
-        </w:rPr>
-        <w:t xml:space="preserve">a </w:t>
-      </w:r>
-      <w:r>
-        <w:rPr>
-          <w:sz w:val="28"/>
-          <w:szCs w:val="28"/>
-        </w:rPr>
-        <w:t>meu redor e outras que não aprendem mais, traídas pela ilusão inerente ao saber chamada convicção.</w:t>
-      </w:r>
-    </w:p>
-    <w:p>
-      <w:pPr>
-        <w:jc w:val="both"/>
-        <w:rPr>
-          <w:rFonts w:ascii="Cambria" w:hAnsi="Cambria" w:cs="Aharoni"/>
-          <w:sz w:val="32"/>
-          <w:szCs w:val="32"/>
-          <w:shd w:val="clear" w:color="auto" w:fill="FFFFFF"/>
-        </w:rPr>
-      </w:pPr>
-      <w:r>
-        <w:rPr>
-          <w:rFonts w:ascii="Cambria" w:hAnsi="Cambria" w:cs="Aharoni"/>
-          <w:sz w:val="32"/>
-          <w:szCs w:val="32"/>
-          <w:shd w:val="clear" w:color="auto" w:fill="FFFFFF"/>
-        </w:rPr>
-        <w:t>´---------------- x ----------------´</w:t>
-      </w:r>
-    </w:p>
-    <w:p>
-      <w:pPr>
-        <w:jc w:val="both"/>
-        <w:rPr>
-          <w:sz w:val="28"/>
-          <w:szCs w:val="28"/>
-        </w:rPr>
-      </w:pPr>
-      <w:r>
-        <w:rPr>
-          <w:sz w:val="28"/>
-          <w:szCs w:val="28"/>
-        </w:rPr>
-        <w:t>Esta é a ladeira do fanático</w:t>
-      </w:r>
-    </w:p>
-    <w:p>
-      <w:pPr>
-        <w:jc w:val="both"/>
-        <w:rPr>
-          <w:sz w:val="28"/>
-          <w:szCs w:val="28"/>
-        </w:rPr>
-      </w:pPr>
-      <w:r>
-        <w:rPr>
-          <w:sz w:val="28"/>
-          <w:szCs w:val="28"/>
-        </w:rPr>
-        <w:t>“É a casa da verdade, é um primor de formosura”</w:t>
-      </w:r>
-    </w:p>
-    <w:p>
-      <w:pPr>
-        <w:jc w:val="both"/>
-        <w:rPr>
-          <w:sz w:val="28"/>
-          <w:szCs w:val="28"/>
-        </w:rPr>
-      </w:pPr>
-      <w:r>
-        <w:rPr>
-          <w:sz w:val="28"/>
-          <w:szCs w:val="28"/>
-        </w:rPr>
-        <w:t>O inimigo é tão mais perigoso quanto mais convicto</w:t>
-      </w:r>
-    </w:p>
-    <w:p>
-      <w:pPr>
-        <w:jc w:val="both"/>
-        <w:rPr>
-          <w:sz w:val="28"/>
-          <w:szCs w:val="28"/>
-        </w:rPr>
-      </w:pPr>
-      <w:r>
-        <w:rPr>
-          <w:sz w:val="28"/>
-          <w:szCs w:val="28"/>
-        </w:rPr>
-        <w:t>Se Deus é apenas um, se todos são seus filhos, quem está mentindo?</w:t>
-      </w:r>
-    </w:p>
-    <w:p>
-      <w:pPr>
-        <w:jc w:val="both"/>
-        <w:rPr>
-          <w:rFonts w:ascii="Cambria" w:hAnsi="Cambria" w:cs="Aharoni"/>
-          <w:sz w:val="32"/>
-          <w:szCs w:val="32"/>
-          <w:shd w:val="clear" w:color="auto" w:fill="FFFFFF"/>
-        </w:rPr>
-      </w:pPr>
-      <w:r>
-        <w:rPr>
-          <w:rFonts w:ascii="Cambria" w:hAnsi="Cambria" w:cs="Aharoni"/>
-          <w:sz w:val="32"/>
-          <w:szCs w:val="32"/>
-          <w:shd w:val="clear" w:color="auto" w:fill="FFFFFF"/>
-        </w:rPr>
-        <w:t>´---------------- x ----------------´</w:t>
-      </w:r>
-    </w:p>
-    <w:p>
-      <w:pPr>
-        <w:jc w:val="both"/>
-        <w:rPr>
-          <w:sz w:val="28"/>
-          <w:szCs w:val="28"/>
-        </w:rPr>
-      </w:pPr>
-      <w:r>
-        <w:rPr>
-          <w:sz w:val="28"/>
-          <w:szCs w:val="28"/>
-        </w:rPr>
-        <w:t>Talvez o ser policial seja o veneno lança irmão contra irmão</w:t>
-      </w:r>
-    </w:p>
-    <w:p>
-      <w:pPr>
-        <w:jc w:val="both"/>
-        <w:rPr>
-          <w:rFonts w:ascii="Cambria" w:hAnsi="Cambria" w:cs="Aharoni"/>
-          <w:sz w:val="32"/>
-          <w:szCs w:val="32"/>
-          <w:shd w:val="clear" w:color="auto" w:fill="FFFFFF"/>
-        </w:rPr>
-      </w:pPr>
-      <w:r>
-        <w:rPr>
-          <w:rFonts w:ascii="Cambria" w:hAnsi="Cambria" w:cs="Aharoni"/>
-          <w:sz w:val="32"/>
-          <w:szCs w:val="32"/>
-          <w:shd w:val="clear" w:color="auto" w:fill="FFFFFF"/>
-        </w:rPr>
-        <w:t>´---------------- x ----------------´</w:t>
-      </w:r>
-    </w:p>
-    <w:p>
-      <w:pPr>
-        <w:jc w:val="both"/>
-        <w:rPr>
-          <w:sz w:val="28"/>
-          <w:szCs w:val="28"/>
-        </w:rPr>
-      </w:pPr>
-      <w:r>
-        <w:rPr>
-          <w:sz w:val="28"/>
-          <w:szCs w:val="28"/>
-        </w:rPr>
-        <w:t xml:space="preserve">Admito com resistência e reservo-me agora, no instante </w:t>
-      </w:r>
-      <w:r>
-        <w:rPr>
-          <w:sz w:val="28"/>
-          <w:szCs w:val="28"/>
-        </w:rPr>
-        <w:t xml:space="preserve">em </w:t>
-      </w:r>
-      <w:r>
-        <w:rPr>
-          <w:sz w:val="28"/>
-          <w:szCs w:val="28"/>
-        </w:rPr>
-        <w:t xml:space="preserve">que afirmo, um espaço para voltar futuramente </w:t>
-      </w:r>
-      <w:r>
-        <w:rPr>
-          <w:sz w:val="28"/>
-          <w:szCs w:val="28"/>
-        </w:rPr>
-        <w:t>a</w:t>
-      </w:r>
-      <w:r>
-        <w:rPr>
-          <w:sz w:val="28"/>
-          <w:szCs w:val="28"/>
-        </w:rPr>
-        <w:t>tr</w:t>
-      </w:r>
-      <w:r>
-        <w:rPr>
-          <w:sz w:val="28"/>
-          <w:szCs w:val="28"/>
-        </w:rPr>
-        <w:t>ás</w:t>
-      </w:r>
-      <w:r>
-        <w:rPr>
-          <w:sz w:val="28"/>
-          <w:szCs w:val="28"/>
-        </w:rPr>
-        <w:t xml:space="preserve"> o que digo agora</w:t>
-      </w:r>
-    </w:p>
-    <w:p>
-      <w:pPr>
-        <w:jc w:val="both"/>
-        <w:rPr>
-          <w:rFonts w:ascii="Cambria" w:hAnsi="Cambria" w:cs="Aharoni"/>
-          <w:sz w:val="32"/>
-          <w:szCs w:val="32"/>
-          <w:shd w:val="clear" w:color="auto" w:fill="FFFFFF"/>
-        </w:rPr>
-      </w:pPr>
-      <w:r>
-        <w:rPr>
-          <w:rFonts w:ascii="Cambria" w:hAnsi="Cambria" w:cs="Aharoni"/>
-          <w:sz w:val="32"/>
-          <w:szCs w:val="32"/>
-          <w:shd w:val="clear" w:color="auto" w:fill="FFFFFF"/>
-        </w:rPr>
-        <w:t>´---------------- x ----------------´</w:t>
-      </w:r>
-    </w:p>
-    <w:p>
-      <w:pPr>
-        <w:jc w:val="both"/>
-        <w:rPr>
-          <w:sz w:val="28"/>
-          <w:szCs w:val="28"/>
-        </w:rPr>
-      </w:pPr>
-      <w:r>
-        <w:rPr>
-          <w:sz w:val="28"/>
-          <w:szCs w:val="28"/>
-        </w:rPr>
-        <w:t>Enjaular pessoas é uma agressão ao espírito</w:t>
-      </w:r>
-    </w:p>
-    <w:p>
-      <w:pPr>
-        <w:jc w:val="both"/>
-        <w:rPr>
-          <w:sz w:val="28"/>
-          <w:szCs w:val="28"/>
-        </w:rPr>
-      </w:pPr>
-      <w:r>
-        <w:rPr>
-          <w:sz w:val="28"/>
-          <w:szCs w:val="28"/>
-        </w:rPr>
-        <w:t>É um extremo inadmissível de ignorância</w:t>
-      </w:r>
-    </w:p>
-    <w:p>
-      <w:pPr>
-        <w:jc w:val="both"/>
-        <w:rPr>
-          <w:sz w:val="28"/>
-          <w:szCs w:val="28"/>
-        </w:rPr>
-      </w:pPr>
-      <w:r>
-        <w:rPr>
-          <w:sz w:val="28"/>
-          <w:szCs w:val="28"/>
-        </w:rPr>
-        <w:t>Não sei o que será do homem</w:t>
-      </w:r>
-    </w:p>
-    <w:p>
-      <w:pPr>
-        <w:jc w:val="both"/>
-        <w:rPr>
-          <w:sz w:val="28"/>
-          <w:szCs w:val="28"/>
-        </w:rPr>
-      </w:pPr>
-      <w:r>
-        <w:rPr>
-          <w:sz w:val="28"/>
-          <w:szCs w:val="28"/>
-        </w:rPr>
-        <w:lastRenderedPageBreak/>
-        <w:t>Não sei o que será do pensamento</w:t>
-      </w:r>
-    </w:p>
-    <w:p>
-      <w:pPr>
-        <w:jc w:val="both"/>
-        <w:rPr>
-          <w:rFonts w:ascii="Cambria" w:hAnsi="Cambria" w:cs="Aharoni"/>
-          <w:sz w:val="32"/>
-          <w:szCs w:val="32"/>
-          <w:shd w:val="clear" w:color="auto" w:fill="FFFFFF"/>
-        </w:rPr>
-      </w:pPr>
-      <w:r>
-        <w:rPr>
-          <w:rFonts w:ascii="Cambria" w:hAnsi="Cambria" w:cs="Aharoni"/>
-          <w:sz w:val="32"/>
-          <w:szCs w:val="32"/>
-          <w:shd w:val="clear" w:color="auto" w:fill="FFFFFF"/>
-        </w:rPr>
-        <w:t>´---------------- x ----------------´</w:t>
-      </w:r>
-    </w:p>
-    <w:p>
-      <w:pPr>
-        <w:jc w:val="both"/>
-        <w:rPr>
-          <w:sz w:val="28"/>
-          <w:szCs w:val="28"/>
-        </w:rPr>
-      </w:pPr>
-      <w:r>
-        <w:rPr>
-          <w:sz w:val="28"/>
-          <w:szCs w:val="28"/>
-        </w:rPr>
-        <w:t>Há realmente criminosos irrecuperáveis entre nós</w:t>
-      </w:r>
-    </w:p>
-    <w:p>
-      <w:pPr>
-        <w:jc w:val="both"/>
-        <w:rPr>
-          <w:sz w:val="28"/>
-          <w:szCs w:val="28"/>
-        </w:rPr>
-      </w:pPr>
-      <w:r>
-        <w:rPr>
-          <w:sz w:val="28"/>
-          <w:szCs w:val="28"/>
-        </w:rPr>
-        <w:t>Talvez eu seja um</w:t>
-      </w:r>
-    </w:p>
-    <w:p>
-      <w:pPr>
-        <w:jc w:val="both"/>
-        <w:rPr>
-          <w:rFonts w:ascii="Cambria" w:hAnsi="Cambria" w:cs="Aharoni"/>
-          <w:sz w:val="32"/>
-          <w:szCs w:val="32"/>
-          <w:shd w:val="clear" w:color="auto" w:fill="FFFFFF"/>
-        </w:rPr>
-      </w:pPr>
-      <w:r>
-        <w:rPr>
-          <w:rFonts w:ascii="Cambria" w:hAnsi="Cambria" w:cs="Aharoni"/>
-          <w:sz w:val="32"/>
-          <w:szCs w:val="32"/>
-          <w:shd w:val="clear" w:color="auto" w:fill="FFFFFF"/>
-        </w:rPr>
-        <w:t>´---------------- x ----------------´</w:t>
-      </w:r>
-    </w:p>
-    <w:p>
-      <w:pPr>
-        <w:jc w:val="both"/>
-        <w:rPr>
-          <w:sz w:val="28"/>
-          <w:szCs w:val="28"/>
-        </w:rPr>
-      </w:pPr>
-      <w:r>
-        <w:rPr>
-          <w:sz w:val="28"/>
-          <w:szCs w:val="28"/>
-        </w:rPr>
-        <w:t>Talvez, quem sabe?</w:t>
-      </w:r>
-    </w:p>
-    <w:p>
-      <w:pPr>
-        <w:jc w:val="both"/>
-        <w:rPr>
-          <w:sz w:val="28"/>
-          <w:szCs w:val="28"/>
-        </w:rPr>
-      </w:pPr>
-      <w:r>
-        <w:rPr>
-          <w:sz w:val="28"/>
-          <w:szCs w:val="28"/>
-        </w:rPr>
-        <w:t>Daqui há algum tempo a maconha deixe de ser vista como um crime, talvez mude, quem sabe?</w:t>
-      </w:r>
-    </w:p>
-    <w:p>
-      <w:pPr>
-        <w:jc w:val="both"/>
-        <w:rPr>
-          <w:rFonts w:ascii="Cambria" w:hAnsi="Cambria" w:cs="Aharoni"/>
-          <w:sz w:val="32"/>
-          <w:szCs w:val="32"/>
-          <w:shd w:val="clear" w:color="auto" w:fill="FFFFFF"/>
-        </w:rPr>
-      </w:pPr>
-      <w:r>
-        <w:rPr>
-          <w:rFonts w:ascii="Cambria" w:hAnsi="Cambria" w:cs="Aharoni"/>
-          <w:sz w:val="32"/>
-          <w:szCs w:val="32"/>
-          <w:shd w:val="clear" w:color="auto" w:fill="FFFFFF"/>
-        </w:rPr>
-        <w:t>´---------------- x ----------------´</w:t>
-      </w:r>
-    </w:p>
-    <w:p>
-      <w:pPr>
-        <w:jc w:val="both"/>
-        <w:rPr>
-          <w:sz w:val="28"/>
-          <w:szCs w:val="28"/>
-        </w:rPr>
-      </w:pPr>
-      <w:r>
-        <w:rPr>
-          <w:sz w:val="28"/>
-          <w:szCs w:val="28"/>
-        </w:rPr>
-        <w:t>Olhe pequeno, te dizer:</w:t>
-      </w:r>
-    </w:p>
-    <w:p>
-      <w:pPr>
-        <w:jc w:val="both"/>
-        <w:rPr>
-          <w:sz w:val="28"/>
-          <w:szCs w:val="28"/>
-        </w:rPr>
-      </w:pPr>
-      <w:r>
-        <w:rPr>
-          <w:sz w:val="28"/>
-          <w:szCs w:val="28"/>
-        </w:rPr>
-        <w:t>Não sei o futuro, sei que o tempo engana a gente, sei que não se pode prometer nada, mesmo assim, te garanto: Sou e sempre serei teu pai, estarei sempre contigo</w:t>
-      </w:r>
-    </w:p>
-    <w:p>
-      <w:pPr>
-        <w:jc w:val="both"/>
-        <w:rPr>
-          <w:rFonts w:ascii="Cambria" w:hAnsi="Cambria" w:cs="Aharoni"/>
-          <w:sz w:val="32"/>
-          <w:szCs w:val="32"/>
-          <w:shd w:val="clear" w:color="auto" w:fill="FFFFFF"/>
-        </w:rPr>
-      </w:pPr>
-      <w:r>
-        <w:rPr>
-          <w:rFonts w:ascii="Cambria" w:hAnsi="Cambria" w:cs="Aharoni"/>
-          <w:sz w:val="32"/>
-          <w:szCs w:val="32"/>
-          <w:shd w:val="clear" w:color="auto" w:fill="FFFFFF"/>
-        </w:rPr>
-        <w:t>´---------------- x ----------------´</w:t>
-      </w:r>
-    </w:p>
-    <w:p>
-      <w:pPr>
-        <w:jc w:val="both"/>
-        <w:rPr>
-          <w:sz w:val="28"/>
-          <w:szCs w:val="28"/>
-        </w:rPr>
-      </w:pPr>
-      <w:r>
-        <w:rPr>
-          <w:sz w:val="28"/>
-          <w:szCs w:val="28"/>
-        </w:rPr>
-        <w:t xml:space="preserve">Digo mais: </w:t>
-      </w:r>
-      <w:proofErr w:type="spellStart"/>
-      <w:r>
-        <w:rPr>
-          <w:sz w:val="28"/>
-          <w:szCs w:val="28"/>
-        </w:rPr>
-        <w:t>Suaninha</w:t>
-      </w:r>
-      <w:proofErr w:type="spellEnd"/>
-      <w:r>
-        <w:rPr>
-          <w:sz w:val="28"/>
-          <w:szCs w:val="28"/>
-        </w:rPr>
-        <w:t xml:space="preserve"> sempre será tua irmã e vovó Leila sempre será tua mãe, independente do teste de DNA</w:t>
-      </w:r>
-    </w:p>
-    <w:p>
-      <w:pPr>
-        <w:jc w:val="both"/>
-        <w:rPr>
-          <w:rFonts w:ascii="Cambria" w:hAnsi="Cambria" w:cs="Aharoni"/>
-          <w:sz w:val="32"/>
-          <w:szCs w:val="32"/>
-          <w:shd w:val="clear" w:color="auto" w:fill="FFFFFF"/>
-        </w:rPr>
-      </w:pPr>
-      <w:r>
-        <w:rPr>
-          <w:rFonts w:ascii="Cambria" w:hAnsi="Cambria" w:cs="Aharoni"/>
-          <w:sz w:val="32"/>
-          <w:szCs w:val="32"/>
-          <w:shd w:val="clear" w:color="auto" w:fill="FFFFFF"/>
-        </w:rPr>
-        <w:t>´---------------- x ----------------´</w:t>
-      </w:r>
-    </w:p>
-    <w:p>
-      <w:pPr>
-        <w:jc w:val="both"/>
-        <w:rPr>
-          <w:sz w:val="28"/>
-          <w:szCs w:val="28"/>
-        </w:rPr>
-      </w:pPr>
-      <w:r>
-        <w:rPr>
-          <w:sz w:val="28"/>
-          <w:szCs w:val="28"/>
-        </w:rPr>
-        <w:t>Tua mãe espremeu a compreensão que tem do mundo, das pessoas e seus valores nos limites da matéria, que pena, é realmente uma ilusão achar que há razões e explicações materiais pra tudo</w:t>
-      </w:r>
-    </w:p>
-    <w:p>
-      <w:pPr>
-        <w:jc w:val="both"/>
-        <w:rPr>
-          <w:rFonts w:ascii="Cambria" w:hAnsi="Cambria" w:cs="Aharoni"/>
-          <w:sz w:val="32"/>
-          <w:szCs w:val="32"/>
-          <w:shd w:val="clear" w:color="auto" w:fill="FFFFFF"/>
-        </w:rPr>
-      </w:pPr>
-      <w:r>
-        <w:rPr>
-          <w:rFonts w:ascii="Cambria" w:hAnsi="Cambria" w:cs="Aharoni"/>
-          <w:sz w:val="32"/>
-          <w:szCs w:val="32"/>
-          <w:shd w:val="clear" w:color="auto" w:fill="FFFFFF"/>
-        </w:rPr>
-        <w:t>´---------------- x ----------------´</w:t>
-      </w:r>
-    </w:p>
-    <w:p>
-      <w:pPr>
-        <w:jc w:val="both"/>
-        <w:rPr>
-          <w:rFonts w:ascii="Cambria" w:hAnsi="Cambria" w:cs="Aharoni"/>
-          <w:sz w:val="32"/>
-          <w:szCs w:val="32"/>
-          <w:shd w:val="clear" w:color="auto" w:fill="FFFFFF"/>
-        </w:rPr>
-      </w:pPr>
-      <w:r>
-        <w:rPr>
-          <w:rFonts w:ascii="Cambria" w:hAnsi="Cambria" w:cs="Aharoni"/>
-          <w:sz w:val="32"/>
-          <w:szCs w:val="32"/>
-          <w:shd w:val="clear" w:color="auto" w:fill="FFFFFF"/>
-        </w:rPr>
-        <w:t>Deus existe, sim, mas não é nada disso que dizem</w:t>
-      </w:r>
-    </w:p>
-    <w:p>
-      <w:pPr>
-        <w:jc w:val="both"/>
-        <w:rPr>
-          <w:sz w:val="28"/>
-          <w:szCs w:val="28"/>
-        </w:rPr>
-      </w:pPr>
-      <w:r>
-        <w:rPr>
-          <w:sz w:val="28"/>
-          <w:szCs w:val="28"/>
-        </w:rPr>
-        <w:t>A palavra de Deus está escrita no coração de cada um, ele é realmente onipresente, ele está em cada ser, podemos ouvi-lo, podemos vê-lo, consulta-lo conversar e contar com ele, não é fé, é confiança, é lucidez, é pureza, é arte</w:t>
-      </w:r>
-    </w:p>
-    <w:p>
-      <w:pPr>
-        <w:jc w:val="both"/>
-        <w:rPr>
-          <w:rFonts w:ascii="Cambria" w:hAnsi="Cambria" w:cs="Aharoni"/>
-          <w:sz w:val="32"/>
-          <w:szCs w:val="32"/>
-          <w:shd w:val="clear" w:color="auto" w:fill="FFFFFF"/>
-        </w:rPr>
-      </w:pPr>
-      <w:r>
-        <w:rPr>
-          <w:rFonts w:ascii="Cambria" w:hAnsi="Cambria" w:cs="Aharoni"/>
-          <w:sz w:val="32"/>
-          <w:szCs w:val="32"/>
-          <w:shd w:val="clear" w:color="auto" w:fill="FFFFFF"/>
-        </w:rPr>
-        <w:lastRenderedPageBreak/>
-        <w:t>´---------------- x ----------------´</w:t>
-      </w:r>
-    </w:p>
-    <w:p>
-      <w:pPr>
-        <w:jc w:val="both"/>
-        <w:rPr>
-          <w:sz w:val="28"/>
-          <w:szCs w:val="28"/>
-        </w:rPr>
-      </w:pPr>
-      <w:r>
-        <w:rPr>
-          <w:sz w:val="28"/>
-          <w:szCs w:val="28"/>
-        </w:rPr>
-        <w:t>Mundo cão</w:t>
-      </w:r>
-    </w:p>
-    <w:p>
-      <w:pPr>
-        <w:jc w:val="both"/>
-        <w:rPr>
-          <w:sz w:val="28"/>
-          <w:szCs w:val="28"/>
-        </w:rPr>
-      </w:pPr>
-      <w:r>
-        <w:rPr>
-          <w:sz w:val="28"/>
-          <w:szCs w:val="28"/>
-        </w:rPr>
-        <w:t xml:space="preserve"> Saiba que “tudo que passa na frente, no centro fica de lado”</w:t>
-      </w:r>
-    </w:p>
-    <w:p>
-      <w:pPr>
-        <w:jc w:val="both"/>
-        <w:rPr>
-          <w:sz w:val="28"/>
-          <w:szCs w:val="28"/>
-        </w:rPr>
-      </w:pPr>
-      <w:r>
-        <w:rPr>
-          <w:sz w:val="28"/>
-          <w:szCs w:val="28"/>
-        </w:rPr>
-        <w:t>Saiba que não corres perigo estendendo a mão aos remanescentes</w:t>
-      </w:r>
-    </w:p>
-    <w:p>
-      <w:pPr>
-        <w:jc w:val="both"/>
-        <w:rPr>
-          <w:rFonts w:ascii="Cambria" w:hAnsi="Cambria" w:cs="Aharoni"/>
-          <w:sz w:val="32"/>
-          <w:szCs w:val="32"/>
-          <w:shd w:val="clear" w:color="auto" w:fill="FFFFFF"/>
-        </w:rPr>
-      </w:pPr>
-      <w:r>
-        <w:rPr>
-          <w:rFonts w:ascii="Cambria" w:hAnsi="Cambria" w:cs="Aharoni"/>
-          <w:sz w:val="32"/>
-          <w:szCs w:val="32"/>
-          <w:shd w:val="clear" w:color="auto" w:fill="FFFFFF"/>
-        </w:rPr>
-        <w:t>´---------------- x ----------------´</w:t>
-      </w:r>
-    </w:p>
-    <w:p>
-      <w:pPr>
-        <w:jc w:val="both"/>
-        <w:rPr>
-          <w:sz w:val="28"/>
-          <w:szCs w:val="28"/>
-        </w:rPr>
-      </w:pPr>
-      <w:r>
-        <w:rPr>
-          <w:sz w:val="28"/>
-          <w:szCs w:val="28"/>
-        </w:rPr>
-        <w:t>Há 3 degraus no caminho, 3 degraus dividem o mundo em dois</w:t>
-      </w:r>
-    </w:p>
-    <w:p>
-      <w:pPr>
-        <w:jc w:val="both"/>
-        <w:rPr>
-          <w:rFonts w:ascii="Cambria" w:hAnsi="Cambria" w:cs="Aharoni"/>
-          <w:sz w:val="32"/>
-          <w:szCs w:val="32"/>
-          <w:shd w:val="clear" w:color="auto" w:fill="FFFFFF"/>
-        </w:rPr>
-      </w:pPr>
-      <w:r>
-        <w:rPr>
-          <w:rFonts w:ascii="Cambria" w:hAnsi="Cambria" w:cs="Aharoni"/>
-          <w:sz w:val="32"/>
-          <w:szCs w:val="32"/>
-          <w:shd w:val="clear" w:color="auto" w:fill="FFFFFF"/>
-        </w:rPr>
-        <w:t>´---------------- x ----------------´</w:t>
-      </w:r>
-    </w:p>
-    <w:p>
-      <w:pPr>
-        <w:jc w:val="both"/>
-        <w:rPr>
-          <w:sz w:val="28"/>
-          <w:szCs w:val="28"/>
-        </w:rPr>
-      </w:pPr>
-      <w:r>
-        <w:rPr>
-          <w:sz w:val="28"/>
-          <w:szCs w:val="28"/>
-        </w:rPr>
-        <w:t>Isso aqui é um inferno</w:t>
-      </w:r>
-    </w:p>
-    <w:p>
-      <w:pPr>
-        <w:jc w:val="both"/>
-        <w:rPr>
-          <w:sz w:val="28"/>
-          <w:szCs w:val="28"/>
-        </w:rPr>
-      </w:pPr>
-      <w:r>
-        <w:rPr>
-          <w:sz w:val="28"/>
-          <w:szCs w:val="28"/>
-        </w:rPr>
-        <w:t>É a coleta que transbordou dessas cabeças de merda</w:t>
-      </w:r>
-    </w:p>
-    <w:p>
-      <w:pPr>
-        <w:jc w:val="both"/>
-        <w:rPr>
-          <w:rFonts w:ascii="Cambria" w:hAnsi="Cambria" w:cs="Aharoni"/>
-          <w:sz w:val="32"/>
-          <w:szCs w:val="32"/>
-          <w:shd w:val="clear" w:color="auto" w:fill="FFFFFF"/>
-        </w:rPr>
-      </w:pPr>
-      <w:r>
-        <w:rPr>
-          <w:rFonts w:ascii="Cambria" w:hAnsi="Cambria" w:cs="Aharoni"/>
-          <w:sz w:val="32"/>
-          <w:szCs w:val="32"/>
-          <w:shd w:val="clear" w:color="auto" w:fill="FFFFFF"/>
-        </w:rPr>
-        <w:t>´---------------- x ----------------´</w:t>
-      </w:r>
-    </w:p>
-    <w:p>
-      <w:pPr>
-        <w:jc w:val="both"/>
-        <w:rPr>
-          <w:sz w:val="28"/>
-          <w:szCs w:val="28"/>
-        </w:rPr>
-      </w:pPr>
-      <w:r>
-        <w:rPr>
-          <w:sz w:val="28"/>
-          <w:szCs w:val="28"/>
-        </w:rPr>
-        <w:t>É uma tremenda covardia, cada um tem uma lei na cabeça, cada um tem seus valores, não foi certamente, como se vê,</w:t>
-      </w:r>
-      <w:r>
-        <w:rPr>
-          <w:sz w:val="28"/>
-          <w:szCs w:val="28"/>
-        </w:rPr>
-        <w:t xml:space="preserve"> </w:t>
-      </w:r>
-      <w:r>
-        <w:rPr>
-          <w:sz w:val="28"/>
-          <w:szCs w:val="28"/>
-        </w:rPr>
-        <w:t>de família que aprendi a lealdade, diz pra mim, em quem confiar?</w:t>
-      </w:r>
-    </w:p>
-    <w:p>
-      <w:pPr>
-        <w:jc w:val="both"/>
-        <w:rPr>
-          <w:rFonts w:ascii="Cambria" w:hAnsi="Cambria" w:cs="Aharoni"/>
-          <w:sz w:val="32"/>
-          <w:szCs w:val="32"/>
-          <w:shd w:val="clear" w:color="auto" w:fill="FFFFFF"/>
-        </w:rPr>
-      </w:pPr>
-      <w:r>
-        <w:rPr>
-          <w:rFonts w:ascii="Cambria" w:hAnsi="Cambria" w:cs="Aharoni"/>
-          <w:sz w:val="32"/>
-          <w:szCs w:val="32"/>
-          <w:shd w:val="clear" w:color="auto" w:fill="FFFFFF"/>
-        </w:rPr>
-        <w:t>´---------------- x ----------------´</w:t>
-      </w:r>
-    </w:p>
-    <w:p>
-      <w:pPr>
-        <w:jc w:val="both"/>
-        <w:rPr>
-          <w:sz w:val="28"/>
-          <w:szCs w:val="28"/>
-        </w:rPr>
-      </w:pPr>
-      <w:r>
-        <w:rPr>
-          <w:sz w:val="28"/>
-          <w:szCs w:val="28"/>
-        </w:rPr>
-        <w:t>Hoje é quarta feira, a visita já foi</w:t>
-      </w:r>
-    </w:p>
-    <w:p>
-      <w:pPr>
-        <w:jc w:val="both"/>
-        <w:rPr>
-          <w:sz w:val="28"/>
-          <w:szCs w:val="28"/>
-        </w:rPr>
-      </w:pPr>
-      <w:r>
-        <w:rPr>
-          <w:sz w:val="28"/>
-          <w:szCs w:val="28"/>
-        </w:rPr>
-        <w:t>A cadeia é dura, é um desafio à lucidez, ao controle emocional, à inteligência, ao caráter. Aqui a gente aprende a olhar as coisas do jeito que as coisas são.</w:t>
-      </w:r>
-    </w:p>
-    <w:p>
-      <w:pPr>
-        <w:jc w:val="both"/>
-        <w:rPr>
-          <w:sz w:val="28"/>
-          <w:szCs w:val="28"/>
-        </w:rPr>
-      </w:pPr>
-      <w:r>
-        <w:rPr>
-          <w:sz w:val="28"/>
-          <w:szCs w:val="28"/>
-        </w:rPr>
-        <w:t>Malandro bom aprender não ver</w:t>
-      </w:r>
-    </w:p>
-    <w:p>
-      <w:pPr>
-        <w:jc w:val="both"/>
-        <w:rPr>
-          <w:rFonts w:ascii="Cambria" w:hAnsi="Cambria" w:cs="Aharoni"/>
-          <w:sz w:val="32"/>
-          <w:szCs w:val="32"/>
-          <w:shd w:val="clear" w:color="auto" w:fill="FFFFFF"/>
-        </w:rPr>
-      </w:pPr>
-      <w:r>
-        <w:rPr>
-          <w:rFonts w:ascii="Cambria" w:hAnsi="Cambria" w:cs="Aharoni"/>
-          <w:sz w:val="32"/>
-          <w:szCs w:val="32"/>
-          <w:shd w:val="clear" w:color="auto" w:fill="FFFFFF"/>
-        </w:rPr>
-        <w:t>´---------------- x ----------------´</w:t>
-      </w:r>
-    </w:p>
-    <w:p>
-      <w:pPr>
-        <w:jc w:val="both"/>
-        <w:rPr>
-          <w:sz w:val="28"/>
-          <w:szCs w:val="28"/>
-        </w:rPr>
-      </w:pPr>
-      <w:r>
-        <w:rPr>
-          <w:sz w:val="28"/>
-          <w:szCs w:val="28"/>
-        </w:rPr>
-        <w:t>Imagine ilustres pessoas comendo churrasco, beira da piscina</w:t>
-      </w:r>
-    </w:p>
-    <w:p>
-      <w:pPr>
-        <w:jc w:val="both"/>
-        <w:rPr>
-          <w:rFonts w:ascii="Cambria" w:hAnsi="Cambria" w:cs="Aharoni"/>
-          <w:sz w:val="32"/>
-          <w:szCs w:val="32"/>
-          <w:shd w:val="clear" w:color="auto" w:fill="FFFFFF"/>
-        </w:rPr>
-      </w:pPr>
-      <w:r>
-        <w:rPr>
-          <w:rFonts w:ascii="Cambria" w:hAnsi="Cambria" w:cs="Aharoni"/>
-          <w:sz w:val="32"/>
-          <w:szCs w:val="32"/>
-          <w:shd w:val="clear" w:color="auto" w:fill="FFFFFF"/>
-        </w:rPr>
         <w:t>´---------------- x ----------------´</w:t>
       </w:r>
     </w:p>
@@ -4200,7 +4442,6 @@
           <w:sz w:val="28"/>
           <w:szCs w:val="28"/>
         </w:rPr>
-        <w:lastRenderedPageBreak/>
         <w:t>Um dia isso acaba, daqui há 3 meses, quem sabe?</w:t>
       </w:r>
     </w:p>
@@ -4374,10 +4615,7 @@
         </w:rPr>
       </w:pPr>
     </w:p>
-    <w:p>
-      <w:bookmarkStart w:id="0" w:name="_GoBack"/>
-      <w:bookmarkEnd w:id="0"/>
-    </w:p>
+    <w:p/>
     <w:sectPr>
       <w:pgSz w:w="11906" w:h="16838"/>
       <w:pgMar w:top="1417" w:right="1701" w:bottom="1417" w:left="1701" w:header="708" w:footer="708" w:gutter="0"/>
